--- a/UD2/Tarea 2/UD2_Tarea2_ConfiguraciónServidorDNS_AlbertoAlvesGarcia.docx
+++ b/UD2/Tarea 2/UD2_Tarea2_ConfiguraciónServidorDNS_AlbertoAlvesGarcia.docx
@@ -65,7 +65,7 @@
                   <v:path o:extrusionok="f" gradientshapeok="t" o:connecttype="rect"/>
                   <o:lock v:ext="edit" aspectratio="t"/>
                 </v:shapetype>
-                <v:shape id="Imagen 43264283" o:spid="_x0000_i1025" type="#_x0000_t75" alt="iesdoctorfleming" style="width:114.1pt;height:41.15pt;visibility:visible;mso-wrap-style:square">
+                <v:shape id="Imagen 43264283" o:spid="_x0000_i1025" type="#_x0000_t75" alt="iesdoctorfleming" style="width:114pt;height:41.25pt;visibility:visible;mso-wrap-style:square">
                   <v:imagedata r:id="rId11" o:title="iesdoctorfleming" croptop="3151f" cropbottom="2836f" cropleft="859f" cropright="1409f"/>
                 </v:shape>
               </w:pict>
@@ -375,115 +375,56 @@
     </w:p>
     <w:p>
       <w:pPr>
-        <w:spacing w:after="80"/>
-        <w:ind w:left="709"/>
-        <w:jc w:val="both"/>
-        <w:rPr>
-          <w:sz w:val="22"/>
-          <w:szCs w:val="22"/>
-        </w:rPr>
+        <w:pStyle w:val="Textoindependienteprimerasangra2"/>
       </w:pPr>
       <w:r>
         <w:rPr>
           <w:b/>
           <w:bCs/>
-          <w:sz w:val="22"/>
-          <w:szCs w:val="22"/>
           <w:u w:val="single"/>
         </w:rPr>
         <w:t>Introducción:</w:t>
       </w:r>
       <w:r>
-        <w:rPr>
-          <w:sz w:val="22"/>
-          <w:szCs w:val="22"/>
-        </w:rPr>
         <w:t xml:space="preserve"> Una parte importante de la administración de la configuración e infraestructura de servidores incluye el uso sostenido de un método sencillo para buscar las interfaces de red y direcciones IP por nombre mediante la configuración de un sistema de nombres de dominio (DNS) adecuado. El empleo de nombres de dominio completos (FQDN), en vez de direcciones IP, para especificar las direcciones de red puede facilitar la configuración de servicios y aplicaciones, y aumenta la capacidad de mantenimiento de los archivos de configuración. Configurar su propio DNS para su red privada es una excelente opción para mejorar la administración de sus servidores.</w:t>
       </w:r>
       <w:r>
-        <w:rPr>
-          <w:sz w:val="22"/>
-          <w:szCs w:val="22"/>
-        </w:rPr>
         <w:t xml:space="preserve"> </w:t>
       </w:r>
     </w:p>
     <w:p>
       <w:pPr>
-        <w:spacing w:before="80"/>
-        <w:ind w:left="709"/>
-        <w:jc w:val="both"/>
-        <w:rPr>
-          <w:sz w:val="22"/>
-          <w:szCs w:val="22"/>
-        </w:rPr>
-      </w:pPr>
-      <w:r>
-        <w:rPr>
-          <w:sz w:val="22"/>
-          <w:szCs w:val="22"/>
-        </w:rPr>
+        <w:pStyle w:val="Textoindependienteprimerasangra2"/>
+      </w:pPr>
+      <w:r>
         <w:t>En es</w:t>
       </w:r>
       <w:r>
-        <w:rPr>
-          <w:sz w:val="22"/>
-          <w:szCs w:val="22"/>
-        </w:rPr>
         <w:t>ta práctica</w:t>
       </w:r>
       <w:r>
-        <w:rPr>
-          <w:sz w:val="22"/>
-          <w:szCs w:val="22"/>
-        </w:rPr>
         <w:t xml:space="preserve"> veremos la manera de </w:t>
       </w:r>
       <w:r>
         <w:rPr>
           <w:b/>
           <w:bCs/>
-          <w:sz w:val="22"/>
-          <w:szCs w:val="22"/>
         </w:rPr>
         <w:t>configurar un servidor DNS interno usando el software de servidor de nombres BIND (BIND9) en Ubuntu</w:t>
       </w:r>
       <w:r>
-        <w:rPr>
-          <w:sz w:val="22"/>
-          <w:szCs w:val="22"/>
-        </w:rPr>
         <w:t xml:space="preserve">, que </w:t>
       </w:r>
       <w:r>
-        <w:rPr>
-          <w:sz w:val="22"/>
-          <w:szCs w:val="22"/>
-        </w:rPr>
         <w:t>otros hosts</w:t>
       </w:r>
       <w:r>
-        <w:rPr>
-          <w:sz w:val="22"/>
-          <w:szCs w:val="22"/>
-        </w:rPr>
         <w:t xml:space="preserve"> pueden usar para resolver direcciones IP y nombres de hosts privados.</w:t>
       </w:r>
     </w:p>
     <w:p>
       <w:pPr>
-        <w:spacing w:before="80"/>
-        <w:ind w:left="709"/>
-        <w:jc w:val="both"/>
-        <w:rPr>
-          <w:sz w:val="22"/>
-          <w:szCs w:val="22"/>
-        </w:rPr>
-      </w:pPr>
-    </w:p>
-    <w:p>
-      <w:pPr>
-        <w:ind w:left="709"/>
+        <w:pStyle w:val="Sangradetextonormal"/>
       </w:pPr>
       <w:r>
         <w:rPr>
@@ -516,59 +457,30 @@
         <w:t>:</w:t>
       </w:r>
       <w:r>
-        <w:rPr>
-          <w:sz w:val="22"/>
-          <w:szCs w:val="22"/>
-        </w:rPr>
         <w:t xml:space="preserve"> </w:t>
       </w:r>
       <w:r>
-        <w:rPr>
-          <w:sz w:val="22"/>
-          <w:szCs w:val="22"/>
-        </w:rPr>
         <w:t>En una máquina virtual de Ubuntu realice las siguientes tareas</w:t>
       </w:r>
       <w:r>
-        <w:rPr>
-          <w:sz w:val="22"/>
-          <w:szCs w:val="22"/>
-        </w:rPr>
         <w:t xml:space="preserve">: </w:t>
       </w:r>
     </w:p>
     <w:p>
       <w:pPr>
+        <w:pStyle w:val="Lista2"/>
         <w:numPr>
           <w:ilvl w:val="0"/>
           <w:numId w:val="4"/>
         </w:numPr>
-        <w:spacing w:after="40"/>
-        <w:ind w:hanging="357"/>
-        <w:rPr>
-          <w:sz w:val="22"/>
-          <w:szCs w:val="22"/>
-        </w:rPr>
-      </w:pPr>
-      <w:r>
-        <w:rPr>
-          <w:sz w:val="22"/>
-          <w:szCs w:val="22"/>
-        </w:rPr>
+      </w:pPr>
+      <w:r>
         <w:t xml:space="preserve">Instalar </w:t>
       </w:r>
       <w:r>
-        <w:rPr>
-          <w:sz w:val="22"/>
-          <w:szCs w:val="22"/>
-        </w:rPr>
         <w:t>Bind</w:t>
       </w:r>
       <w:r>
-        <w:rPr>
-          <w:sz w:val="22"/>
-          <w:szCs w:val="22"/>
-        </w:rPr>
         <w:t>.</w:t>
       </w:r>
     </w:p>
@@ -585,83 +497,43 @@
     </w:p>
     <w:p>
       <w:pPr>
-        <w:spacing w:after="40" w:line="240" w:lineRule="auto"/>
-        <w:ind w:left="1429"/>
-        <w:rPr>
-          <w:sz w:val="22"/>
-          <w:szCs w:val="22"/>
-        </w:rPr>
-      </w:pPr>
-      <w:r>
-        <w:rPr>
-          <w:sz w:val="22"/>
-          <w:szCs w:val="22"/>
-        </w:rPr>
+        <w:pStyle w:val="Sangradetextonormal"/>
+      </w:pPr>
+      <w:r>
         <w:t>Los archivos de configuración de BIND9 se en</w:t>
       </w:r>
       <w:r>
-        <w:rPr>
-          <w:sz w:val="22"/>
-          <w:szCs w:val="22"/>
-        </w:rPr>
         <w:t>cuentran en</w:t>
       </w:r>
       <w:r>
-        <w:rPr>
-          <w:sz w:val="22"/>
-          <w:szCs w:val="22"/>
-        </w:rPr>
         <w:t>:</w:t>
       </w:r>
     </w:p>
     <w:p>
       <w:pPr>
-        <w:spacing w:before="0" w:after="40" w:line="240" w:lineRule="auto"/>
-        <w:ind w:left="1429"/>
-        <w:rPr>
-          <w:sz w:val="22"/>
-          <w:szCs w:val="22"/>
-        </w:rPr>
-      </w:pPr>
-      <w:r>
-        <w:rPr>
-          <w:sz w:val="22"/>
-          <w:szCs w:val="22"/>
-        </w:rPr>
+        <w:pStyle w:val="Ttulo1"/>
+      </w:pPr>
+      <w:r>
         <w:t>/etc/bind/</w:t>
       </w:r>
     </w:p>
     <w:p>
       <w:pPr>
-        <w:spacing w:after="40" w:line="240" w:lineRule="auto"/>
-        <w:ind w:left="1429"/>
-        <w:rPr>
-          <w:sz w:val="22"/>
-          <w:szCs w:val="22"/>
-        </w:rPr>
-      </w:pPr>
-      <w:r>
-        <w:rPr>
-          <w:sz w:val="22"/>
-          <w:szCs w:val="22"/>
-        </w:rPr>
+        <w:pStyle w:val="Lista2"/>
+      </w:pPr>
+      <w:r>
         <w:t>Más concretamente en los siguientes archivos:</w:t>
       </w:r>
     </w:p>
     <w:p>
       <w:pPr>
-        <w:spacing w:before="0" w:after="0" w:line="240" w:lineRule="auto"/>
-        <w:ind w:left="1429"/>
-        <w:rPr>
-          <w:sz w:val="22"/>
-          <w:szCs w:val="22"/>
+        <w:pStyle w:val="Lista2"/>
+        <w:rPr>
           <w:lang w:val="en-US"/>
         </w:rPr>
       </w:pPr>
       <w:r>
         <w:rPr>
-          <w:sz w:val="22"/>
-          <w:szCs w:val="22"/>
           <w:lang w:val="en-US"/>
         </w:rPr>
         <w:t>/etc/bind/named.conf</w:t>
@@ -669,18 +541,13 @@
     </w:p>
     <w:p>
       <w:pPr>
-        <w:spacing w:before="0" w:after="0" w:line="240" w:lineRule="auto"/>
-        <w:ind w:left="1429"/>
-        <w:rPr>
-          <w:sz w:val="22"/>
-          <w:szCs w:val="22"/>
+        <w:pStyle w:val="Lista2"/>
+        <w:rPr>
           <w:lang w:val="en-US"/>
         </w:rPr>
       </w:pPr>
       <w:r>
         <w:rPr>
-          <w:sz w:val="22"/>
-          <w:szCs w:val="22"/>
           <w:lang w:val="en-US"/>
         </w:rPr>
         <w:t>/etc/bind/named.conf.options</w:t>
@@ -688,18 +555,13 @@
     </w:p>
     <w:p>
       <w:pPr>
-        <w:spacing w:before="0" w:after="0" w:line="240" w:lineRule="auto"/>
-        <w:ind w:left="1429"/>
-        <w:rPr>
-          <w:sz w:val="22"/>
-          <w:szCs w:val="22"/>
+        <w:pStyle w:val="Lista2"/>
+        <w:rPr>
           <w:lang w:val="en-US"/>
         </w:rPr>
       </w:pPr>
       <w:r>
         <w:rPr>
-          <w:sz w:val="22"/>
-          <w:szCs w:val="22"/>
           <w:lang w:val="en-US"/>
         </w:rPr>
         <w:t>/etc/bind/named.conf.local</w:t>
@@ -726,7 +588,7 @@
         </w:rPr>
         <w:lastRenderedPageBreak/>
         <w:pict w14:anchorId="54545154">
-          <v:shape id="_x0000_i1027" type="#_x0000_t75" style="width:467.55pt;height:291.75pt;visibility:visible;mso-wrap-style:square">
+          <v:shape id="_x0000_i1026" type="#_x0000_t75" style="width:467.25pt;height:291.75pt;visibility:visible;mso-wrap-style:square">
             <v:imagedata r:id="rId12" o:title=""/>
           </v:shape>
         </w:pict>
@@ -734,58 +596,28 @@
     </w:p>
     <w:p>
       <w:pPr>
+        <w:pStyle w:val="Lista2"/>
         <w:numPr>
           <w:ilvl w:val="0"/>
           <w:numId w:val="4"/>
         </w:numPr>
-        <w:spacing w:after="40"/>
-        <w:ind w:hanging="357"/>
-        <w:jc w:val="both"/>
-        <w:rPr>
-          <w:sz w:val="22"/>
-          <w:szCs w:val="22"/>
-        </w:rPr>
-      </w:pPr>
-      <w:r>
-        <w:rPr>
-          <w:sz w:val="22"/>
-          <w:szCs w:val="22"/>
-        </w:rPr>
+      </w:pPr>
+      <w:r>
         <w:t>Vamos a añadir reenviadores para enviarles consultas ya que</w:t>
       </w:r>
       <w:r>
-        <w:rPr>
-          <w:sz w:val="22"/>
-          <w:szCs w:val="22"/>
-        </w:rPr>
         <w:t xml:space="preserve"> el servidor todavía no tiene datos en </w:t>
       </w:r>
       <w:r>
-        <w:rPr>
-          <w:sz w:val="22"/>
-          <w:szCs w:val="22"/>
-        </w:rPr>
         <w:t>la</w:t>
       </w:r>
       <w:r>
-        <w:rPr>
-          <w:sz w:val="22"/>
-          <w:szCs w:val="22"/>
-        </w:rPr>
         <w:t xml:space="preserve"> </w:t>
       </w:r>
       <w:r>
-        <w:rPr>
-          <w:sz w:val="22"/>
-          <w:szCs w:val="22"/>
-        </w:rPr>
         <w:t>memoria</w:t>
       </w:r>
       <w:r>
-        <w:rPr>
-          <w:sz w:val="22"/>
-          <w:szCs w:val="22"/>
-        </w:rPr>
         <w:t xml:space="preserve"> y por tanto no puede responder. Hay que editar el fichero </w:t>
       </w:r>
       <w:r>
@@ -813,10 +645,6 @@
         <w:t>named.conf.options</w:t>
       </w:r>
       <w:r>
-        <w:rPr>
-          <w:sz w:val="22"/>
-          <w:szCs w:val="22"/>
-        </w:rPr>
         <w:t>.</w:t>
       </w:r>
     </w:p>
@@ -830,30 +658,16 @@
     </w:p>
     <w:p>
       <w:pPr>
+        <w:pStyle w:val="Lista2"/>
         <w:numPr>
           <w:ilvl w:val="0"/>
           <w:numId w:val="4"/>
         </w:numPr>
-        <w:spacing w:after="40"/>
-        <w:ind w:hanging="357"/>
-        <w:jc w:val="both"/>
-        <w:rPr>
-          <w:sz w:val="22"/>
-          <w:szCs w:val="22"/>
-        </w:rPr>
-      </w:pPr>
-      <w:r>
-        <w:rPr>
-          <w:sz w:val="22"/>
-          <w:szCs w:val="22"/>
-        </w:rPr>
+      </w:pPr>
+      <w:r>
         <w:t>Tenemos que descomentar la</w:t>
       </w:r>
       <w:r>
-        <w:rPr>
-          <w:sz w:val="22"/>
-          <w:szCs w:val="22"/>
-        </w:rPr>
         <w:t xml:space="preserve"> sección </w:t>
       </w:r>
       <w:r>
@@ -865,38 +679,18 @@
         <w:t>forwarders</w:t>
       </w:r>
       <w:r>
-        <w:rPr>
-          <w:sz w:val="22"/>
-          <w:szCs w:val="22"/>
-        </w:rPr>
         <w:t xml:space="preserve"> y añadir por ejemplo el servidor de Google</w:t>
       </w:r>
       <w:r>
-        <w:rPr>
-          <w:sz w:val="22"/>
-          <w:szCs w:val="22"/>
-        </w:rPr>
         <w:t>,</w:t>
       </w:r>
       <w:r>
-        <w:rPr>
-          <w:sz w:val="22"/>
-          <w:szCs w:val="22"/>
-        </w:rPr>
         <w:t xml:space="preserve"> que sabemos que funciona y puede resolver consultas</w:t>
       </w:r>
       <w:r>
-        <w:rPr>
-          <w:sz w:val="22"/>
-          <w:szCs w:val="22"/>
-        </w:rPr>
         <w:t>. Cuando nuestro servidor no sepa responder, reenviará la petición a este servidor</w:t>
       </w:r>
       <w:r>
-        <w:rPr>
-          <w:sz w:val="22"/>
-          <w:szCs w:val="22"/>
-        </w:rPr>
         <w:t>:</w:t>
       </w:r>
     </w:p>
@@ -913,7 +707,7 @@
         <w:pStyle w:val="codigo"/>
       </w:pPr>
       <w:r>
-        <w:t xml:space="preserve">                8.8.8.8;</w:t>
+        <w:t>8.8.8.8;</w:t>
       </w:r>
     </w:p>
     <w:p>
@@ -940,7 +734,7 @@
           <w:szCs w:val="22"/>
         </w:rPr>
         <w:pict w14:anchorId="50E60E37">
-          <v:shape id="_x0000_i1030" type="#_x0000_t75" style="width:467.55pt;height:113.15pt;visibility:visible;mso-wrap-style:square">
+          <v:shape id="_x0000_i1027" type="#_x0000_t75" style="width:467.25pt;height:113.25pt;visibility:visible;mso-wrap-style:square">
             <v:imagedata r:id="rId13" o:title=""/>
           </v:shape>
         </w:pict>
@@ -948,22 +742,13 @@
     </w:p>
     <w:p>
       <w:pPr>
+        <w:pStyle w:val="Lista2"/>
         <w:numPr>
           <w:ilvl w:val="0"/>
           <w:numId w:val="4"/>
         </w:numPr>
-        <w:spacing w:after="40"/>
-        <w:ind w:hanging="357"/>
-        <w:rPr>
-          <w:sz w:val="22"/>
-          <w:szCs w:val="22"/>
-        </w:rPr>
-      </w:pPr>
-      <w:r>
-        <w:rPr>
-          <w:sz w:val="22"/>
-          <w:szCs w:val="22"/>
-        </w:rPr>
+      </w:pPr>
+      <w:r>
         <w:t>Reiniciamos el servicio para asegurar que la configuración se actualiza correctamente:</w:t>
       </w:r>
     </w:p>
@@ -991,7 +776,7 @@
           <w:szCs w:val="22"/>
         </w:rPr>
         <w:pict w14:anchorId="5C10D9A1">
-          <v:shape id="_x0000_i1031" type="#_x0000_t75" style="width:317pt;height:29pt;visibility:visible;mso-wrap-style:square">
+          <v:shape id="_x0000_i1028" type="#_x0000_t75" style="width:317.25pt;height:29.25pt;visibility:visible;mso-wrap-style:square">
             <v:imagedata r:id="rId14" o:title=""/>
           </v:shape>
         </w:pict>
@@ -999,22 +784,13 @@
     </w:p>
     <w:p>
       <w:pPr>
+        <w:pStyle w:val="Lista2"/>
         <w:numPr>
           <w:ilvl w:val="0"/>
           <w:numId w:val="4"/>
         </w:numPr>
-        <w:spacing w:after="40"/>
-        <w:ind w:hanging="357"/>
-        <w:rPr>
-          <w:sz w:val="22"/>
-          <w:szCs w:val="22"/>
-        </w:rPr>
-      </w:pPr>
-      <w:r>
-        <w:rPr>
-          <w:sz w:val="22"/>
-          <w:szCs w:val="22"/>
-        </w:rPr>
+      </w:pPr>
+      <w:r>
         <w:t xml:space="preserve">Para comprobar que funciona realizamos una consulta con el comando </w:t>
       </w:r>
       <w:r>
@@ -1026,10 +802,6 @@
         <w:t>nslookup</w:t>
       </w:r>
       <w:r>
-        <w:rPr>
-          <w:sz w:val="22"/>
-          <w:szCs w:val="22"/>
-        </w:rPr>
         <w:t>:</w:t>
       </w:r>
     </w:p>
@@ -1038,8 +810,17 @@
         <w:pStyle w:val="codigo"/>
       </w:pPr>
       <w:r>
-        <w:t>nslookup www.marca.es</w:t>
-      </w:r>
+        <w:lastRenderedPageBreak/>
+        <w:t xml:space="preserve">nslookup </w:t>
+      </w:r>
+      <w:hyperlink r:id="rId15" w:history="1">
+        <w:r>
+          <w:rPr>
+            <w:rStyle w:val="Hipervnculo"/>
+          </w:rPr>
+          <w:t>www.marca.es</w:t>
+        </w:r>
+      </w:hyperlink>
     </w:p>
     <w:p>
       <w:pPr>
@@ -1055,30 +836,22 @@
           <w:sz w:val="22"/>
           <w:szCs w:val="22"/>
         </w:rPr>
-        <w:lastRenderedPageBreak/>
         <w:pict w14:anchorId="7F7AC856">
-          <v:shape id="_x0000_i1032" type="#_x0000_t75" style="width:289.85pt;height:100.05pt;visibility:visible;mso-wrap-style:square">
-            <v:imagedata r:id="rId15" o:title=""/>
+          <v:shape id="_x0000_i1029" type="#_x0000_t75" style="width:289.5pt;height:99.75pt;visibility:visible;mso-wrap-style:square">
+            <v:imagedata r:id="rId16" o:title=""/>
           </v:shape>
         </w:pict>
       </w:r>
     </w:p>
     <w:p>
       <w:pPr>
+        <w:pStyle w:val="Lista2"/>
         <w:numPr>
           <w:ilvl w:val="0"/>
           <w:numId w:val="4"/>
         </w:numPr>
-        <w:rPr>
-          <w:sz w:val="22"/>
-          <w:szCs w:val="22"/>
-        </w:rPr>
-      </w:pPr>
-      <w:r>
-        <w:rPr>
-          <w:sz w:val="22"/>
-          <w:szCs w:val="22"/>
-        </w:rPr>
+      </w:pPr>
+      <w:r>
         <w:t xml:space="preserve">El comando anterior no especifica a qué servidor DNS le vamos a preguntar, por lo que le preguntará al DNS que tenga definido en la configuración IP de la máquina. Por lo tanto, vamos a modificar el comando para asegurarnos que se pregunta a nuestro servidor, de la siguiente forma: </w:t>
       </w:r>
     </w:p>
@@ -1087,7 +860,18 @@
         <w:pStyle w:val="codigo"/>
       </w:pPr>
       <w:r>
-        <w:t>nslookup www.marca.es localhost</w:t>
+        <w:t xml:space="preserve">nslookup </w:t>
+      </w:r>
+      <w:hyperlink r:id="rId17" w:history="1">
+        <w:r>
+          <w:rPr>
+            <w:rStyle w:val="Hipervnculo"/>
+          </w:rPr>
+          <w:t>www.marca.es</w:t>
+        </w:r>
+      </w:hyperlink>
+      <w:r>
+        <w:t xml:space="preserve"> localhost</w:t>
       </w:r>
     </w:p>
     <w:p>
@@ -1105,149 +889,72 @@
           <w:szCs w:val="22"/>
         </w:rPr>
         <w:pict w14:anchorId="107DD8DC">
-          <v:shape id="_x0000_i1033" type="#_x0000_t75" style="width:356.25pt;height:97.25pt;visibility:visible;mso-wrap-style:square">
-            <v:imagedata r:id="rId16" o:title=""/>
+          <v:shape id="_x0000_i1030" type="#_x0000_t75" style="width:356.25pt;height:97.5pt;visibility:visible;mso-wrap-style:square">
+            <v:imagedata r:id="rId18" o:title=""/>
           </v:shape>
         </w:pict>
       </w:r>
     </w:p>
     <w:p>
       <w:pPr>
+        <w:pStyle w:val="Lista2"/>
         <w:numPr>
           <w:ilvl w:val="0"/>
           <w:numId w:val="4"/>
         </w:numPr>
-        <w:jc w:val="both"/>
-        <w:rPr>
-          <w:sz w:val="22"/>
-          <w:szCs w:val="22"/>
-        </w:rPr>
-      </w:pPr>
-      <w:r>
-        <w:rPr>
-          <w:sz w:val="22"/>
-          <w:szCs w:val="22"/>
-        </w:rPr>
+      </w:pPr>
+      <w:r>
         <w:t>Si este comando no funciona</w:t>
       </w:r>
       <w:r>
-        <w:rPr>
-          <w:sz w:val="22"/>
-          <w:szCs w:val="22"/>
-        </w:rPr>
         <w:t xml:space="preserve"> como se espera</w:t>
       </w:r>
       <w:r>
-        <w:rPr>
-          <w:sz w:val="22"/>
-          <w:szCs w:val="22"/>
-        </w:rPr>
         <w:t xml:space="preserve">, podemos buscar otro servidor DNS que sirva como reenviador (el de Google </w:t>
       </w:r>
       <w:r>
-        <w:rPr>
-          <w:sz w:val="22"/>
-          <w:szCs w:val="22"/>
-        </w:rPr>
         <w:t>podría</w:t>
       </w:r>
       <w:r>
-        <w:rPr>
-          <w:sz w:val="22"/>
-          <w:szCs w:val="22"/>
-        </w:rPr>
         <w:t xml:space="preserve"> estar capado en el instituto). </w:t>
       </w:r>
       <w:r>
-        <w:rPr>
-          <w:sz w:val="22"/>
-          <w:szCs w:val="22"/>
-        </w:rPr>
         <w:t>Como,</w:t>
       </w:r>
       <w:r>
-        <w:rPr>
-          <w:sz w:val="22"/>
-          <w:szCs w:val="22"/>
-        </w:rPr>
         <w:t xml:space="preserve"> por ejemplo, el de Quad9 (9.9.9.9).</w:t>
       </w:r>
       <w:r>
-        <w:rPr>
-          <w:sz w:val="22"/>
-          <w:szCs w:val="22"/>
-        </w:rPr>
         <w:t xml:space="preserve"> Si nos funcionó el de Google, se puede omitir este paso.</w:t>
       </w:r>
     </w:p>
     <w:p>
       <w:pPr>
-        <w:jc w:val="center"/>
-        <w:rPr>
-          <w:sz w:val="22"/>
-          <w:szCs w:val="22"/>
-        </w:rPr>
-      </w:pPr>
-    </w:p>
-    <w:p>
-      <w:pPr>
+        <w:pStyle w:val="Lista2"/>
         <w:numPr>
           <w:ilvl w:val="0"/>
           <w:numId w:val="4"/>
         </w:numPr>
-        <w:jc w:val="both"/>
-        <w:rPr>
-          <w:sz w:val="22"/>
-          <w:szCs w:val="22"/>
-        </w:rPr>
-      </w:pPr>
-      <w:r>
-        <w:rPr>
-          <w:sz w:val="22"/>
-          <w:szCs w:val="22"/>
-        </w:rPr>
+      </w:pPr>
+      <w:r>
         <w:t>Realizar la misma consulta desde</w:t>
       </w:r>
       <w:r>
-        <w:rPr>
-          <w:sz w:val="22"/>
-          <w:szCs w:val="22"/>
-        </w:rPr>
         <w:t xml:space="preserve"> el CMD de</w:t>
       </w:r>
       <w:r>
-        <w:rPr>
-          <w:sz w:val="22"/>
-          <w:szCs w:val="22"/>
-        </w:rPr>
         <w:t xml:space="preserve"> Windows</w:t>
       </w:r>
       <w:r>
-        <w:rPr>
-          <w:sz w:val="22"/>
-          <w:szCs w:val="22"/>
-        </w:rPr>
         <w:t xml:space="preserve"> (la máquina real) y comprobar </w:t>
       </w:r>
       <w:r>
-        <w:rPr>
-          <w:sz w:val="22"/>
-          <w:szCs w:val="22"/>
-        </w:rPr>
         <w:t>si también</w:t>
       </w:r>
       <w:r>
-        <w:rPr>
-          <w:sz w:val="22"/>
-          <w:szCs w:val="22"/>
-        </w:rPr>
         <w:t xml:space="preserve"> funciona. En este caso en</w:t>
       </w:r>
       <w:r>
-        <w:rPr>
-          <w:sz w:val="22"/>
-          <w:szCs w:val="22"/>
-        </w:rPr>
         <w:t xml:space="preserve"> lugar de poner </w:t>
       </w:r>
       <w:r>
@@ -1259,10 +966,6 @@
         <w:t>localhost</w:t>
       </w:r>
       <w:r>
-        <w:rPr>
-          <w:sz w:val="22"/>
-          <w:szCs w:val="22"/>
-        </w:rPr>
         <w:t xml:space="preserve"> habrá que poner </w:t>
       </w:r>
       <w:r>
@@ -1274,52 +977,24 @@
         <w:t>la IP de la máquina virtual</w:t>
       </w:r>
       <w:r>
-        <w:rPr>
-          <w:sz w:val="22"/>
-          <w:szCs w:val="22"/>
-        </w:rPr>
         <w:t>.</w:t>
       </w:r>
       <w:r>
-        <w:rPr>
-          <w:sz w:val="22"/>
-          <w:szCs w:val="22"/>
-        </w:rPr>
         <w:t xml:space="preserve"> </w:t>
       </w:r>
       <w:r>
-        <w:rPr>
-          <w:sz w:val="22"/>
-          <w:szCs w:val="22"/>
-        </w:rPr>
         <w:t>Si el adaptador de la M</w:t>
       </w:r>
       <w:r>
-        <w:rPr>
-          <w:sz w:val="22"/>
-          <w:szCs w:val="22"/>
-        </w:rPr>
         <w:t xml:space="preserve">áquina </w:t>
       </w:r>
       <w:r>
-        <w:rPr>
-          <w:sz w:val="22"/>
-          <w:szCs w:val="22"/>
-        </w:rPr>
         <w:t>V</w:t>
       </w:r>
       <w:r>
-        <w:rPr>
-          <w:sz w:val="22"/>
-          <w:szCs w:val="22"/>
-        </w:rPr>
         <w:t>irtual</w:t>
       </w:r>
       <w:r>
-        <w:rPr>
-          <w:sz w:val="22"/>
-          <w:szCs w:val="22"/>
-        </w:rPr>
         <w:t xml:space="preserve"> no está en modo bridge es posible que no funcione.</w:t>
       </w:r>
     </w:p>
@@ -1339,39 +1014,27 @@
           <w:szCs w:val="22"/>
         </w:rPr>
         <w:pict w14:anchorId="14A27BE2">
-          <v:shape id="_x0000_i1035" type="#_x0000_t75" style="width:402.1pt;height:100.05pt;visibility:visible;mso-wrap-style:square">
-            <v:imagedata r:id="rId17" o:title=""/>
+          <v:shape id="_x0000_i1031" type="#_x0000_t75" style="width:402pt;height:99.75pt;visibility:visible;mso-wrap-style:square">
+            <v:imagedata r:id="rId19" o:title=""/>
           </v:shape>
         </w:pict>
       </w:r>
     </w:p>
     <w:p>
       <w:pPr>
+        <w:pStyle w:val="Lista2"/>
         <w:numPr>
           <w:ilvl w:val="0"/>
           <w:numId w:val="4"/>
         </w:numPr>
-        <w:spacing w:after="40"/>
-        <w:ind w:hanging="357"/>
-        <w:jc w:val="both"/>
-        <w:rPr>
-          <w:sz w:val="22"/>
-          <w:szCs w:val="22"/>
-        </w:rPr>
-      </w:pPr>
-      <w:r>
-        <w:rPr>
-          <w:sz w:val="22"/>
-          <w:szCs w:val="22"/>
-        </w:rPr>
+      </w:pPr>
+      <w:r>
         <w:t xml:space="preserve">Ahora vamos a </w:t>
       </w:r>
       <w:r>
         <w:rPr>
           <w:b/>
           <w:bCs/>
-          <w:sz w:val="22"/>
-          <w:szCs w:val="22"/>
         </w:rPr>
         <w:t xml:space="preserve">crear una zona </w:t>
       </w:r>
@@ -1379,8 +1042,6 @@
         <w:rPr>
           <w:b/>
           <w:bCs/>
-          <w:sz w:val="22"/>
-          <w:szCs w:val="22"/>
         </w:rPr>
         <w:t>DNS para el dominio</w:t>
       </w:r>
@@ -1388,37 +1049,19 @@
         <w:rPr>
           <w:b/>
           <w:bCs/>
-          <w:sz w:val="22"/>
-          <w:szCs w:val="22"/>
         </w:rPr>
         <w:t xml:space="preserve"> fleming.com</w:t>
       </w:r>
       <w:r>
-        <w:rPr>
-          <w:sz w:val="22"/>
-          <w:szCs w:val="22"/>
-        </w:rPr>
         <w:t xml:space="preserve"> en </w:t>
       </w:r>
       <w:r>
-        <w:rPr>
-          <w:sz w:val="22"/>
-          <w:szCs w:val="22"/>
-        </w:rPr>
         <w:t>el servidor DNS</w:t>
       </w:r>
       <w:r>
-        <w:rPr>
-          <w:sz w:val="22"/>
-          <w:szCs w:val="22"/>
-        </w:rPr>
         <w:t>, convirtiéndolo así en Servidor Primario Maestro</w:t>
       </w:r>
       <w:r>
-        <w:rPr>
-          <w:sz w:val="22"/>
-          <w:szCs w:val="22"/>
-        </w:rPr>
         <w:t>. Para ello hay que crear la zona en el fichero “</w:t>
       </w:r>
       <w:r>
@@ -1430,24 +1073,12 @@
         <w:t>named.conf.local</w:t>
       </w:r>
       <w:r>
-        <w:rPr>
-          <w:sz w:val="22"/>
-          <w:szCs w:val="22"/>
-        </w:rPr>
         <w:t>”</w:t>
       </w:r>
       <w:r>
-        <w:rPr>
-          <w:sz w:val="22"/>
-          <w:szCs w:val="22"/>
-        </w:rPr>
         <w:t>, de la siguiente forma</w:t>
       </w:r>
       <w:r>
-        <w:rPr>
-          <w:sz w:val="22"/>
-          <w:szCs w:val="22"/>
-        </w:rPr>
         <w:t>.</w:t>
       </w:r>
     </w:p>
@@ -1473,7 +1104,6 @@
         <w:pStyle w:val="codigo"/>
       </w:pPr>
       <w:r>
-        <w:tab/>
         <w:t>type master;</w:t>
       </w:r>
     </w:p>
@@ -1484,9 +1114,6 @@
           <w:lang w:val="pt-PT"/>
         </w:rPr>
       </w:pPr>
-      <w:r>
-        <w:tab/>
-      </w:r>
       <w:r>
         <w:rPr>
           <w:lang w:val="pt-PT"/>
@@ -1518,30 +1145,21 @@
         </w:rPr>
         <w:lastRenderedPageBreak/>
         <w:pict w14:anchorId="0D452A26">
-          <v:shape id="_x0000_i1036" type="#_x0000_t75" style="width:467.55pt;height:102.85pt;visibility:visible;mso-wrap-style:square">
-            <v:imagedata r:id="rId18" o:title=""/>
+          <v:shape id="_x0000_i1032" type="#_x0000_t75" style="width:467.25pt;height:102.75pt;visibility:visible;mso-wrap-style:square">
+            <v:imagedata r:id="rId20" o:title=""/>
           </v:shape>
         </w:pict>
       </w:r>
     </w:p>
     <w:p>
       <w:pPr>
+        <w:pStyle w:val="Lista2"/>
         <w:numPr>
           <w:ilvl w:val="0"/>
           <w:numId w:val="4"/>
         </w:numPr>
-        <w:spacing w:after="40"/>
-        <w:ind w:hanging="357"/>
-        <w:rPr>
-          <w:sz w:val="22"/>
-          <w:szCs w:val="22"/>
-        </w:rPr>
-      </w:pPr>
-      <w:r>
-        <w:rPr>
-          <w:sz w:val="22"/>
-          <w:szCs w:val="22"/>
-        </w:rPr>
+      </w:pPr>
+      <w:r>
         <w:t xml:space="preserve">A continuación, debemos crear el fichero </w:t>
       </w:r>
       <w:r>
@@ -1563,10 +1181,6 @@
         <w:t>al que hacemos mención en el fichero de configuración</w:t>
       </w:r>
       <w:r>
-        <w:rPr>
-          <w:sz w:val="22"/>
-          <w:szCs w:val="22"/>
-        </w:rPr>
         <w:t xml:space="preserve">. Podemos usar como plantilla el fichero de ejemplo que viene con bind, llamado </w:t>
       </w:r>
       <w:r>
@@ -1578,10 +1192,6 @@
         <w:t>db.0</w:t>
       </w:r>
       <w:r>
-        <w:rPr>
-          <w:sz w:val="22"/>
-          <w:szCs w:val="22"/>
-        </w:rPr>
         <w:t>. Para ello, hacemos una copia de ese fichero así:</w:t>
       </w:r>
     </w:p>
@@ -1601,116 +1211,49 @@
     </w:p>
     <w:p>
       <w:pPr>
-        <w:spacing w:after="40"/>
-        <w:jc w:val="center"/>
-        <w:rPr>
-          <w:sz w:val="22"/>
-          <w:szCs w:val="22"/>
-        </w:rPr>
-      </w:pPr>
-    </w:p>
-    <w:p>
-      <w:pPr>
+        <w:pStyle w:val="Lista"/>
         <w:numPr>
           <w:ilvl w:val="0"/>
           <w:numId w:val="4"/>
         </w:numPr>
-        <w:spacing w:after="40"/>
-        <w:ind w:left="142" w:hanging="357"/>
-        <w:rPr>
-          <w:sz w:val="22"/>
-          <w:szCs w:val="22"/>
-        </w:rPr>
-      </w:pPr>
-      <w:r>
-        <w:rPr>
-          <w:sz w:val="22"/>
-          <w:szCs w:val="22"/>
-        </w:rPr>
+      </w:pPr>
+      <w:r>
         <w:t xml:space="preserve">Y ahora editamos </w:t>
       </w:r>
       <w:r>
-        <w:rPr>
-          <w:sz w:val="22"/>
-          <w:szCs w:val="22"/>
-        </w:rPr>
         <w:t>el nuevo fichero modificando y añadiendo s</w:t>
       </w:r>
       <w:r>
-        <w:rPr>
-          <w:sz w:val="22"/>
-          <w:szCs w:val="22"/>
-        </w:rPr>
         <w:t>ó</w:t>
       </w:r>
       <w:r>
-        <w:rPr>
-          <w:sz w:val="22"/>
-          <w:szCs w:val="22"/>
-        </w:rPr>
         <w:t>lo lo necesario (metemos datos de prueba</w:t>
       </w:r>
       <w:r>
-        <w:rPr>
-          <w:sz w:val="22"/>
-          <w:szCs w:val="22"/>
-        </w:rPr>
         <w:t>, pero usamos la ip de la máquina</w:t>
       </w:r>
       <w:r>
-        <w:rPr>
-          <w:sz w:val="22"/>
-          <w:szCs w:val="22"/>
-        </w:rPr>
         <w:t xml:space="preserve"> virtual para el registro NS</w:t>
       </w:r>
       <w:r>
-        <w:rPr>
-          <w:sz w:val="22"/>
-          <w:szCs w:val="22"/>
-        </w:rPr>
         <w:t xml:space="preserve"> y 2 IPs del mismo rango para </w:t>
       </w:r>
       <w:r>
-        <w:rPr>
-          <w:sz w:val="22"/>
-          <w:szCs w:val="22"/>
-        </w:rPr>
         <w:t>los registros tipo A de</w:t>
       </w:r>
       <w:r>
-        <w:rPr>
-          <w:sz w:val="22"/>
-          <w:szCs w:val="22"/>
-        </w:rPr>
         <w:t xml:space="preserve"> sitio1 y sitio2</w:t>
       </w:r>
       <w:r>
-        <w:rPr>
-          <w:sz w:val="22"/>
-          <w:szCs w:val="22"/>
-        </w:rPr>
         <w:t>)</w:t>
       </w:r>
       <w:r>
-        <w:rPr>
-          <w:sz w:val="22"/>
-          <w:szCs w:val="22"/>
-        </w:rPr>
         <w:t>. Debe quedar así</w:t>
       </w:r>
       <w:r>
-        <w:rPr>
-          <w:sz w:val="22"/>
-          <w:szCs w:val="22"/>
-        </w:rPr>
         <w:t>:</w:t>
       </w:r>
       <w:r>
-        <w:rPr>
-          <w:sz w:val="22"/>
-          <w:szCs w:val="22"/>
-        </w:rPr>
         <w:tab/>
       </w:r>
     </w:p>
@@ -1724,8 +1267,8 @@
           <w:noProof/>
         </w:rPr>
         <w:pict w14:anchorId="507A8C35">
-          <v:shape id="Imagen 1" o:spid="_x0000_i1026" type="#_x0000_t75" style="width:381.5pt;height:258.1pt;visibility:visible;mso-wrap-style:square">
-            <v:imagedata r:id="rId19" o:title=""/>
+          <v:shape id="Imagen 1" o:spid="_x0000_i1033" type="#_x0000_t75" style="width:381.75pt;height:258pt;visibility:visible;mso-wrap-style:square">
+            <v:imagedata r:id="rId21" o:title=""/>
           </v:shape>
         </w:pict>
       </w:r>
@@ -1748,37 +1291,24 @@
         </w:rPr>
         <w:lastRenderedPageBreak/>
         <w:pict w14:anchorId="05C35128">
-          <v:shape id="_x0000_i1037" type="#_x0000_t75" style="width:448.85pt;height:248.75pt;visibility:visible;mso-wrap-style:square">
-            <v:imagedata r:id="rId20" o:title=""/>
+          <v:shape id="_x0000_i1034" type="#_x0000_t75" style="width:449.25pt;height:249pt;visibility:visible;mso-wrap-style:square">
+            <v:imagedata r:id="rId22" o:title=""/>
           </v:shape>
         </w:pict>
       </w:r>
     </w:p>
     <w:p>
       <w:pPr>
+        <w:pStyle w:val="Lista"/>
         <w:numPr>
           <w:ilvl w:val="0"/>
           <w:numId w:val="4"/>
         </w:numPr>
-        <w:spacing w:after="40"/>
-        <w:ind w:left="142" w:hanging="357"/>
-        <w:rPr>
-          <w:sz w:val="22"/>
-          <w:szCs w:val="22"/>
-        </w:rPr>
-      </w:pPr>
-      <w:r>
-        <w:rPr>
-          <w:sz w:val="22"/>
-          <w:szCs w:val="22"/>
-        </w:rPr>
+      </w:pPr>
+      <w:r>
         <w:t>Volvemos a reiniciar el servidor para actualizar la configuración</w:t>
       </w:r>
       <w:r>
-        <w:rPr>
-          <w:sz w:val="22"/>
-          <w:szCs w:val="22"/>
-        </w:rPr>
         <w:t>.</w:t>
       </w:r>
     </w:p>
@@ -1792,46 +1322,19 @@
     </w:p>
     <w:p>
       <w:pPr>
-        <w:spacing w:after="40"/>
-        <w:jc w:val="center"/>
-        <w:rPr>
-          <w:sz w:val="22"/>
-          <w:szCs w:val="22"/>
-        </w:rPr>
-      </w:pPr>
-    </w:p>
-    <w:p>
-      <w:pPr>
+        <w:pStyle w:val="Lista"/>
         <w:numPr>
           <w:ilvl w:val="0"/>
           <w:numId w:val="4"/>
         </w:numPr>
-        <w:spacing w:after="40"/>
-        <w:ind w:left="142" w:hanging="357"/>
-        <w:rPr>
-          <w:sz w:val="22"/>
-          <w:szCs w:val="22"/>
-        </w:rPr>
-      </w:pPr>
-      <w:r>
-        <w:rPr>
-          <w:sz w:val="22"/>
-          <w:szCs w:val="22"/>
-        </w:rPr>
+      </w:pPr>
+      <w:r>
         <w:t>Comprobamos que todo funciona correctamente</w:t>
       </w:r>
       <w:r>
-        <w:rPr>
-          <w:sz w:val="22"/>
-          <w:szCs w:val="22"/>
-        </w:rPr>
         <w:t xml:space="preserve"> con </w:t>
       </w:r>
       <w:r>
-        <w:rPr>
-          <w:sz w:val="22"/>
-          <w:szCs w:val="22"/>
-        </w:rPr>
         <w:t>:</w:t>
       </w:r>
     </w:p>
@@ -2204,67 +1707,39 @@
         </w:rPr>
         <w:lastRenderedPageBreak/>
         <w:pict w14:anchorId="7F7EB11D">
-          <v:shape id="_x0000_i1038" type="#_x0000_t75" style="width:449.75pt;height:270.25pt;visibility:visible;mso-wrap-style:square">
-            <v:imagedata r:id="rId21" o:title=""/>
+          <v:shape id="_x0000_i1035" type="#_x0000_t75" style="width:450pt;height:270pt;visibility:visible;mso-wrap-style:square">
+            <v:imagedata r:id="rId23" o:title=""/>
           </v:shape>
         </w:pict>
       </w:r>
     </w:p>
     <w:p>
       <w:pPr>
-        <w:ind w:left="-142"/>
-        <w:rPr>
-          <w:b/>
-          <w:bCs/>
-          <w:sz w:val="24"/>
-          <w:szCs w:val="24"/>
+        <w:pStyle w:val="Ttulo2"/>
+        <w:rPr>
           <w:u w:val="single"/>
         </w:rPr>
       </w:pPr>
       <w:r>
         <w:rPr>
-          <w:b/>
-          <w:bCs/>
-          <w:sz w:val="24"/>
-          <w:szCs w:val="24"/>
           <w:u w:val="single"/>
         </w:rPr>
         <w:t>Actividad</w:t>
       </w:r>
       <w:r>
         <w:rPr>
-          <w:b/>
-          <w:bCs/>
-          <w:sz w:val="24"/>
-          <w:szCs w:val="24"/>
           <w:u w:val="single"/>
         </w:rPr>
         <w:t xml:space="preserve"> 2:</w:t>
       </w:r>
       <w:r>
-        <w:rPr>
-          <w:b/>
-          <w:bCs/>
-          <w:sz w:val="24"/>
-          <w:szCs w:val="24"/>
-        </w:rPr>
         <w:t xml:space="preserve"> Ejercicios de a</w:t>
       </w:r>
       <w:r>
-        <w:rPr>
-          <w:b/>
-          <w:bCs/>
-          <w:sz w:val="24"/>
-          <w:szCs w:val="24"/>
-        </w:rPr>
         <w:t>mpliación:</w:t>
       </w:r>
       <w:r>
         <w:rPr>
-          <w:b/>
-          <w:bCs/>
-          <w:sz w:val="24"/>
-          <w:szCs w:val="24"/>
           <w:u w:val="single"/>
         </w:rPr>
         <w:t xml:space="preserve"> </w:t>
@@ -2272,97 +1747,43 @@
     </w:p>
     <w:p>
       <w:pPr>
+        <w:pStyle w:val="Lista2"/>
         <w:numPr>
           <w:ilvl w:val="0"/>
           <w:numId w:val="5"/>
         </w:numPr>
-        <w:spacing w:line="240" w:lineRule="auto"/>
-        <w:ind w:left="714" w:hanging="357"/>
-        <w:jc w:val="both"/>
-        <w:rPr>
-          <w:sz w:val="22"/>
-          <w:szCs w:val="22"/>
-        </w:rPr>
-      </w:pPr>
-      <w:r>
-        <w:rPr>
-          <w:sz w:val="22"/>
-          <w:szCs w:val="22"/>
-        </w:rPr>
+      </w:pPr>
+      <w:r>
         <w:t xml:space="preserve">Incluye pantallazos de las consultas realizadas con nslookup </w:t>
       </w:r>
       <w:r>
-        <w:rPr>
-          <w:sz w:val="22"/>
-          <w:szCs w:val="22"/>
-        </w:rPr>
         <w:t>a los 3 hosts (ns</w:t>
       </w:r>
       <w:r>
-        <w:rPr>
-          <w:sz w:val="22"/>
-          <w:szCs w:val="22"/>
-        </w:rPr>
         <w:t xml:space="preserve">, Sitio1 y Sitio2. </w:t>
       </w:r>
     </w:p>
     <w:p>
       <w:pPr>
-        <w:spacing w:line="240" w:lineRule="auto"/>
-        <w:jc w:val="center"/>
-        <w:rPr>
-          <w:sz w:val="22"/>
-          <w:szCs w:val="22"/>
-        </w:rPr>
-      </w:pPr>
-    </w:p>
-    <w:p>
-      <w:pPr>
+        <w:pStyle w:val="Lista2"/>
         <w:numPr>
           <w:ilvl w:val="0"/>
           <w:numId w:val="5"/>
         </w:numPr>
-        <w:spacing w:line="240" w:lineRule="auto"/>
-        <w:ind w:left="714" w:hanging="357"/>
-        <w:jc w:val="both"/>
-        <w:rPr>
-          <w:sz w:val="22"/>
-          <w:szCs w:val="22"/>
-        </w:rPr>
-      </w:pPr>
-      <w:r>
-        <w:rPr>
-          <w:sz w:val="22"/>
-          <w:szCs w:val="22"/>
-        </w:rPr>
+      </w:pPr>
+      <w:r>
         <w:t>Consultando donde necesites</w:t>
       </w:r>
       <w:r>
-        <w:rPr>
-          <w:sz w:val="22"/>
-          <w:szCs w:val="22"/>
-        </w:rPr>
         <w:t xml:space="preserve">, intentar crear ahora la zona inversa, para que el servidor sea también capaz de realizar la consulta inversa, y luego comprobar que funciona para los tres hosts </w:t>
       </w:r>
       <w:r>
-        <w:rPr>
-          <w:sz w:val="22"/>
-          <w:szCs w:val="22"/>
-        </w:rPr>
         <w:t>(</w:t>
       </w:r>
       <w:r>
-        <w:rPr>
-          <w:sz w:val="22"/>
-          <w:szCs w:val="22"/>
-        </w:rPr>
         <w:t>ns, sitio1 y sitio2</w:t>
       </w:r>
       <w:r>
-        <w:rPr>
-          <w:sz w:val="22"/>
-          <w:szCs w:val="22"/>
-        </w:rPr>
         <w:t xml:space="preserve">). Incluye a continuación pantallazos del archivo “named.conf.local” y del nuevo archivo de zona que hay que generar. </w:t>
       </w:r>
     </w:p>
@@ -2382,9 +1803,9 @@
           <w:sz w:val="22"/>
           <w:szCs w:val="22"/>
         </w:rPr>
-        <w:pict w14:anchorId="54EA350E">
-          <v:shape id="_x0000_i1039" type="#_x0000_t75" style="width:449.75pt;height:215.05pt;visibility:visible;mso-wrap-style:square">
-            <v:imagedata r:id="rId22" o:title=""/>
+        <w:pict w14:anchorId="5B30A509">
+          <v:shape id="_x0000_i1036" type="#_x0000_t75" style="width:467.25pt;height:198.75pt;visibility:visible;mso-wrap-style:square">
+            <v:imagedata r:id="rId24" o:title=""/>
           </v:shape>
         </w:pict>
       </w:r>
@@ -2406,31 +1827,21 @@
         </w:rPr>
         <w:lastRenderedPageBreak/>
         <w:pict w14:anchorId="24325EF0">
-          <v:shape id="_x0000_i1040" type="#_x0000_t75" style="width:456.3pt;height:180.45pt;visibility:visible;mso-wrap-style:square">
-            <v:imagedata r:id="rId23" o:title=""/>
+          <v:shape id="_x0000_i1037" type="#_x0000_t75" style="width:456.75pt;height:180.75pt;visibility:visible;mso-wrap-style:square">
+            <v:imagedata r:id="rId25" o:title=""/>
           </v:shape>
         </w:pict>
       </w:r>
     </w:p>
     <w:p>
       <w:pPr>
+        <w:pStyle w:val="Lista2"/>
         <w:numPr>
           <w:ilvl w:val="0"/>
           <w:numId w:val="5"/>
         </w:numPr>
-        <w:spacing w:line="240" w:lineRule="auto"/>
-        <w:ind w:left="714" w:hanging="357"/>
-        <w:jc w:val="both"/>
-        <w:rPr>
-          <w:sz w:val="22"/>
-          <w:szCs w:val="22"/>
-        </w:rPr>
-      </w:pPr>
-      <w:r>
-        <w:rPr>
-          <w:sz w:val="22"/>
-          <w:szCs w:val="22"/>
-        </w:rPr>
+      </w:pPr>
+      <w:r>
         <w:t xml:space="preserve">Buscar los comandos que nos ayudan a comprobar si la sintaxis de los archivos de configuración de BIND es correcta, y utilízalos para revisar los archivos de configuración que has modificado, así como los archivos de zona (directa e inversa). Incluye pantallazos de los resultados. </w:t>
       </w:r>
     </w:p>
@@ -2439,271 +1850,568 @@
         <w:spacing w:line="240" w:lineRule="auto"/>
         <w:jc w:val="center"/>
         <w:rPr>
-          <w:sz w:val="22"/>
-          <w:szCs w:val="22"/>
-        </w:rPr>
-      </w:pPr>
-    </w:p>
-    <w:p>
-      <w:pPr>
+          <w:noProof/>
+          <w:sz w:val="22"/>
+          <w:szCs w:val="22"/>
+        </w:rPr>
+      </w:pPr>
+      <w:r>
+        <w:rPr>
+          <w:noProof/>
+          <w:sz w:val="22"/>
+          <w:szCs w:val="22"/>
+        </w:rPr>
+        <w:pict w14:anchorId="41EA17B3">
+          <v:shape id="_x0000_i1038" type="#_x0000_t75" style="width:297pt;height:49.5pt;visibility:visible;mso-wrap-style:square">
+            <v:imagedata r:id="rId26" o:title=""/>
+          </v:shape>
+        </w:pict>
+      </w:r>
+    </w:p>
+    <w:p>
+      <w:pPr>
+        <w:spacing w:line="240" w:lineRule="auto"/>
+        <w:jc w:val="center"/>
+        <w:rPr>
+          <w:sz w:val="22"/>
+          <w:szCs w:val="22"/>
+        </w:rPr>
+      </w:pPr>
+      <w:r>
+        <w:rPr>
+          <w:noProof/>
+          <w:sz w:val="22"/>
+          <w:szCs w:val="22"/>
+        </w:rPr>
+        <w:pict w14:anchorId="42DBDE36">
+          <v:shape id="_x0000_i1039" type="#_x0000_t75" style="width:467.25pt;height:79.5pt;visibility:visible;mso-wrap-style:square">
+            <v:imagedata r:id="rId27" o:title=""/>
+          </v:shape>
+        </w:pict>
+      </w:r>
+    </w:p>
+    <w:p>
+      <w:pPr>
+        <w:pStyle w:val="Lista2"/>
         <w:numPr>
           <w:ilvl w:val="0"/>
           <w:numId w:val="5"/>
         </w:numPr>
-        <w:spacing w:line="240" w:lineRule="auto"/>
-        <w:ind w:left="714" w:hanging="357"/>
-        <w:jc w:val="both"/>
-        <w:rPr>
-          <w:sz w:val="22"/>
-          <w:szCs w:val="22"/>
-        </w:rPr>
-      </w:pPr>
-      <w:r>
-        <w:rPr>
-          <w:sz w:val="22"/>
-          <w:szCs w:val="22"/>
-        </w:rPr>
+      </w:pPr>
+      <w:r>
         <w:t>DIG</w:t>
       </w:r>
       <w:r>
-        <w:rPr>
-          <w:sz w:val="22"/>
-          <w:szCs w:val="22"/>
-        </w:rPr>
         <w:t xml:space="preserve"> (Domain Information Groper) es una herramienta de línea de comandos que realiza</w:t>
       </w:r>
       <w:r>
-        <w:rPr>
-          <w:sz w:val="22"/>
-          <w:szCs w:val="22"/>
-        </w:rPr>
         <w:t xml:space="preserve"> </w:t>
       </w:r>
       <w:r>
-        <w:rPr>
-          <w:sz w:val="22"/>
-          <w:szCs w:val="22"/>
-        </w:rPr>
         <w:t>búsquedas en los registros DNS, a través de los nombres de servidores, y te muestra el resultado</w:t>
       </w:r>
       <w:r>
-        <w:rPr>
-          <w:sz w:val="22"/>
-          <w:szCs w:val="22"/>
-        </w:rPr>
         <w:t xml:space="preserve">. </w:t>
       </w:r>
       <w:r>
-        <w:rPr>
-          <w:sz w:val="22"/>
-          <w:szCs w:val="22"/>
-        </w:rPr>
         <w:t>D</w:t>
       </w:r>
       <w:r>
-        <w:rPr>
-          <w:sz w:val="22"/>
-          <w:szCs w:val="22"/>
-        </w:rPr>
         <w:t>IG</w:t>
       </w:r>
       <w:r>
-        <w:rPr>
-          <w:sz w:val="22"/>
-          <w:szCs w:val="22"/>
-        </w:rPr>
         <w:t xml:space="preserve"> forma parte del paquete de herramientas DNS, que a menudo se instala</w:t>
       </w:r>
       <w:r>
-        <w:rPr>
-          <w:sz w:val="22"/>
-          <w:szCs w:val="22"/>
-        </w:rPr>
         <w:t xml:space="preserve"> con el </w:t>
       </w:r>
       <w:r>
-        <w:rPr>
-          <w:sz w:val="22"/>
-          <w:szCs w:val="22"/>
-        </w:rPr>
         <w:t>servidor</w:t>
       </w:r>
       <w:r>
-        <w:rPr>
-          <w:sz w:val="22"/>
-          <w:szCs w:val="22"/>
-        </w:rPr>
         <w:t xml:space="preserve"> BIND</w:t>
       </w:r>
       <w:r>
-        <w:rPr>
-          <w:sz w:val="22"/>
-          <w:szCs w:val="22"/>
-        </w:rPr>
         <w:t xml:space="preserve"> (si incluiste la opción bind9utils en el comando de instalación). </w:t>
       </w:r>
     </w:p>
     <w:p>
       <w:pPr>
+        <w:pStyle w:val="Listaconvietas3"/>
         <w:numPr>
           <w:ilvl w:val="1"/>
           <w:numId w:val="5"/>
         </w:numPr>
-        <w:spacing w:before="60" w:after="60" w:line="240" w:lineRule="auto"/>
-        <w:ind w:left="1434" w:hanging="357"/>
-        <w:jc w:val="both"/>
-        <w:rPr>
-          <w:sz w:val="22"/>
-          <w:szCs w:val="22"/>
-        </w:rPr>
-      </w:pPr>
-      <w:r>
-        <w:rPr>
-          <w:sz w:val="22"/>
-          <w:szCs w:val="22"/>
-        </w:rPr>
+      </w:pPr>
+      <w:r>
         <w:t>Consulta en internet qué tipos de consultas DNS se pueden utilizar con esta herramienta y lleva a cabo varias de ellas</w:t>
       </w:r>
       <w:r>
-        <w:rPr>
-          <w:sz w:val="22"/>
-          <w:szCs w:val="22"/>
-        </w:rPr>
         <w:t xml:space="preserve">. Incluye a continuación pantallazos de las mismas. </w:t>
       </w:r>
     </w:p>
     <w:p>
       <w:pPr>
+        <w:pStyle w:val="Listaconvietas3"/>
         <w:numPr>
           <w:ilvl w:val="1"/>
           <w:numId w:val="5"/>
         </w:numPr>
+      </w:pPr>
+      <w:r>
+        <w:t>Explica</w:t>
+      </w:r>
+      <w:r>
+        <w:t xml:space="preserve"> qué hace</w:t>
+      </w:r>
+      <w:r>
+        <w:t xml:space="preserve"> la ejecución </w:t>
+      </w:r>
+      <w:r>
+        <w:t>del siguiente comando</w:t>
+      </w:r>
+      <w:r>
+        <w:t>: $ dig -x 192.168.100.1. ¿cómo harías lo mismo con nslookup? ¿la salida de datos es diferente?</w:t>
+      </w:r>
+      <w:r>
+        <w:t xml:space="preserve"> Puedes usar otra IP de tu red si quieres.</w:t>
+      </w:r>
+    </w:p>
+    <w:p>
+      <w:pPr>
+        <w:pStyle w:val="Listaconvietas3"/>
+        <w:numPr>
+          <w:ilvl w:val="0"/>
+          <w:numId w:val="0"/>
+        </w:numPr>
+      </w:pPr>
+      <w:r>
+        <w:rPr>
+          <w:noProof/>
+        </w:rPr>
+        <w:lastRenderedPageBreak/>
+        <w:pict w14:anchorId="52E831DF">
+          <v:shape id="_x0000_i1132" type="#_x0000_t75" style="width:468pt;height:274.5pt;visibility:visible;mso-wrap-style:square">
+            <v:imagedata r:id="rId28" o:title=""/>
+          </v:shape>
+        </w:pict>
+      </w:r>
+      <w:r>
+        <w:rPr>
+          <w:noProof/>
+        </w:rPr>
+        <w:t xml:space="preserve"> </w:t>
+      </w:r>
+      <w:r>
+        <w:rPr>
+          <w:noProof/>
+        </w:rPr>
+        <w:pict w14:anchorId="492C64F5">
+          <v:shape id="_x0000_i1134" type="#_x0000_t75" style="width:468pt;height:276.75pt;visibility:visible;mso-wrap-style:square">
+            <v:imagedata r:id="rId29" o:title=""/>
+          </v:shape>
+        </w:pict>
+      </w:r>
+      <w:r>
+        <w:rPr>
+          <w:noProof/>
+        </w:rPr>
+        <w:lastRenderedPageBreak/>
+        <w:t xml:space="preserve"> </w:t>
+      </w:r>
+      <w:r>
+        <w:rPr>
+          <w:noProof/>
+        </w:rPr>
+        <w:pict w14:anchorId="3653909C">
+          <v:shape id="_x0000_i1133" type="#_x0000_t75" style="width:467.25pt;height:362.25pt;visibility:visible;mso-wrap-style:square">
+            <v:imagedata r:id="rId30" o:title=""/>
+          </v:shape>
+        </w:pict>
+      </w:r>
+    </w:p>
+    <w:p>
+      <w:pPr>
         <w:spacing w:before="60" w:after="60" w:line="240" w:lineRule="auto"/>
-        <w:ind w:left="1434" w:hanging="357"/>
-        <w:rPr>
-          <w:sz w:val="22"/>
-          <w:szCs w:val="22"/>
-        </w:rPr>
-      </w:pPr>
-      <w:r>
-        <w:rPr>
-          <w:sz w:val="22"/>
-          <w:szCs w:val="22"/>
-        </w:rPr>
-        <w:t>Explica</w:t>
-      </w:r>
-      <w:r>
-        <w:rPr>
-          <w:sz w:val="22"/>
-          <w:szCs w:val="22"/>
-        </w:rPr>
-        <w:t xml:space="preserve"> qué hace</w:t>
-      </w:r>
-      <w:r>
-        <w:rPr>
-          <w:sz w:val="22"/>
-          <w:szCs w:val="22"/>
-        </w:rPr>
-        <w:t xml:space="preserve"> la ejecución </w:t>
-      </w:r>
-      <w:r>
-        <w:rPr>
-          <w:sz w:val="22"/>
-          <w:szCs w:val="22"/>
-        </w:rPr>
-        <w:t>del siguiente comando</w:t>
-      </w:r>
-      <w:r>
-        <w:rPr>
-          <w:sz w:val="22"/>
-          <w:szCs w:val="22"/>
-        </w:rPr>
-        <w:t>: $ dig -x 192.168.100.1. ¿cómo harías lo mismo con nslookup? ¿la salida de datos es diferente?</w:t>
-      </w:r>
-      <w:r>
-        <w:rPr>
-          <w:sz w:val="22"/>
-          <w:szCs w:val="22"/>
-        </w:rPr>
-        <w:t xml:space="preserve"> Puedes usar otra IP de tu red si quieres.</w:t>
-      </w:r>
-    </w:p>
-    <w:p>
-      <w:pPr>
+        <w:jc w:val="center"/>
+        <w:rPr>
+          <w:noProof/>
+          <w:sz w:val="22"/>
+          <w:szCs w:val="22"/>
+        </w:rPr>
+      </w:pPr>
+      <w:r>
+        <w:rPr>
+          <w:noProof/>
+          <w:sz w:val="22"/>
+          <w:szCs w:val="22"/>
+        </w:rPr>
+        <w:pict w14:anchorId="5696A993">
+          <v:shape id="_x0000_i1040" type="#_x0000_t75" style="width:456pt;height:299.25pt;visibility:visible;mso-wrap-style:square">
+            <v:imagedata r:id="rId31" o:title=""/>
+          </v:shape>
+        </w:pict>
+      </w:r>
+    </w:p>
+    <w:p>
+      <w:pPr>
+        <w:spacing w:before="60" w:after="60" w:line="240" w:lineRule="auto"/>
+        <w:jc w:val="center"/>
+        <w:rPr>
+          <w:noProof/>
+        </w:rPr>
+      </w:pPr>
+      <w:r>
+        <w:rPr>
+          <w:noProof/>
+          <w:sz w:val="22"/>
+          <w:szCs w:val="22"/>
+        </w:rPr>
+        <w:lastRenderedPageBreak/>
+        <w:pict w14:anchorId="110D0F8F">
+          <v:shape id="_x0000_i1041" type="#_x0000_t75" style="width:436.5pt;height:342.75pt;visibility:visible;mso-wrap-style:square">
+            <v:imagedata r:id="rId32" o:title=""/>
+          </v:shape>
+        </w:pict>
+      </w:r>
+      <w:r>
+        <w:rPr>
+          <w:noProof/>
+        </w:rPr>
+        <w:t xml:space="preserve"> </w:t>
+      </w:r>
+      <w:r>
+        <w:rPr>
+          <w:noProof/>
+          <w:sz w:val="22"/>
+          <w:szCs w:val="22"/>
+        </w:rPr>
+        <w:pict w14:anchorId="3875AC40">
+          <v:shape id="_x0000_i1042" type="#_x0000_t75" style="width:468pt;height:220.5pt;visibility:visible;mso-wrap-style:square">
+            <v:imagedata r:id="rId33" o:title=""/>
+          </v:shape>
+        </w:pict>
+      </w:r>
+      <w:r>
+        <w:rPr>
+          <w:noProof/>
+        </w:rPr>
+        <w:lastRenderedPageBreak/>
+        <w:t xml:space="preserve"> </w:t>
+      </w:r>
+      <w:r>
+        <w:rPr>
+          <w:noProof/>
+          <w:sz w:val="22"/>
+          <w:szCs w:val="22"/>
+        </w:rPr>
+        <w:pict w14:anchorId="2DA0FF2E">
+          <v:shape id="_x0000_i1043" type="#_x0000_t75" style="width:6in;height:299.25pt;visibility:visible;mso-wrap-style:square">
+            <v:imagedata r:id="rId34" o:title=""/>
+          </v:shape>
+        </w:pict>
+      </w:r>
+      <w:r>
+        <w:rPr>
+          <w:noProof/>
+        </w:rPr>
+        <w:t xml:space="preserve"> </w:t>
+      </w:r>
+    </w:p>
+    <w:p>
+      <w:pPr>
+        <w:spacing w:before="60" w:after="60" w:line="240" w:lineRule="auto"/>
+        <w:jc w:val="center"/>
+        <w:rPr>
+          <w:noProof/>
+        </w:rPr>
+      </w:pPr>
+      <w:r>
+        <w:rPr>
+          <w:noProof/>
+          <w:sz w:val="22"/>
+          <w:szCs w:val="22"/>
+        </w:rPr>
+        <w:pict w14:anchorId="2DFA571C">
+          <v:shape id="_x0000_i1044" type="#_x0000_t75" style="width:436.5pt;height:80.25pt;visibility:visible;mso-wrap-style:square">
+            <v:imagedata r:id="rId35" o:title=""/>
+          </v:shape>
+        </w:pict>
+      </w:r>
+      <w:r>
+        <w:rPr>
+          <w:noProof/>
+        </w:rPr>
+        <w:t xml:space="preserve"> </w:t>
+      </w:r>
+      <w:r>
+        <w:rPr>
+          <w:noProof/>
+          <w:sz w:val="22"/>
+          <w:szCs w:val="22"/>
+        </w:rPr>
+        <w:pict w14:anchorId="0E547EA9">
+          <v:shape id="_x0000_i1045" type="#_x0000_t75" style="width:412.5pt;height:296.25pt;visibility:visible;mso-wrap-style:square">
+            <v:imagedata r:id="rId36" o:title=""/>
+          </v:shape>
+        </w:pict>
+      </w:r>
+      <w:r>
+        <w:rPr>
+          <w:noProof/>
+        </w:rPr>
+        <w:t xml:space="preserve"> </w:t>
+      </w:r>
+    </w:p>
+    <w:p>
+      <w:pPr>
+        <w:spacing w:before="60" w:after="60" w:line="240" w:lineRule="auto"/>
+        <w:jc w:val="center"/>
+        <w:rPr>
+          <w:noProof/>
+          <w:sz w:val="22"/>
+          <w:szCs w:val="22"/>
+        </w:rPr>
+      </w:pPr>
+      <w:r>
+        <w:rPr>
+          <w:noProof/>
+        </w:rPr>
+        <w:lastRenderedPageBreak/>
+        <w:pict w14:anchorId="4B58151C">
+          <v:shape id="_x0000_i1046" type="#_x0000_t75" style="width:467.25pt;height:431.25pt;visibility:visible;mso-wrap-style:square">
+            <v:imagedata r:id="rId37" o:title=""/>
+          </v:shape>
+        </w:pict>
+      </w:r>
+      <w:r>
+        <w:rPr>
+          <w:noProof/>
+          <w:sz w:val="22"/>
+          <w:szCs w:val="22"/>
+        </w:rPr>
+        <w:lastRenderedPageBreak/>
+        <w:pict w14:anchorId="23A20962">
+          <v:shape id="_x0000_i1047" type="#_x0000_t75" style="width:468pt;height:426.75pt;visibility:visible;mso-wrap-style:square">
+            <v:imagedata r:id="rId38" o:title=""/>
+          </v:shape>
+        </w:pict>
+      </w:r>
+    </w:p>
+    <w:p>
+      <w:pPr>
+        <w:spacing w:before="60" w:after="60" w:line="240" w:lineRule="auto"/>
+        <w:jc w:val="center"/>
+        <w:rPr>
+          <w:noProof/>
+          <w:sz w:val="22"/>
+          <w:szCs w:val="22"/>
+        </w:rPr>
+      </w:pPr>
+      <w:r>
+        <w:rPr>
+          <w:noProof/>
+          <w:sz w:val="22"/>
+          <w:szCs w:val="22"/>
+        </w:rPr>
+        <w:pict w14:anchorId="45ECBD12">
+          <v:shape id="_x0000_i1048" type="#_x0000_t75" style="width:415.5pt;height:234pt;visibility:visible;mso-wrap-style:square">
+            <v:imagedata r:id="rId39" o:title=""/>
+          </v:shape>
+        </w:pict>
+      </w:r>
+    </w:p>
+    <w:p>
+      <w:pPr>
+        <w:pStyle w:val="Textoindependiente"/>
+        <w:rPr>
+          <w:b/>
+          <w:bCs/>
+        </w:rPr>
+      </w:pPr>
+      <w:r>
+        <w:t xml:space="preserve">La opción </w:t>
+      </w:r>
+      <w:r>
+        <w:rPr>
+          <w:b/>
+          <w:bCs/>
+        </w:rPr>
+        <w:t>-x</w:t>
+      </w:r>
+      <w:r>
+        <w:t xml:space="preserve"> realiza una </w:t>
+      </w:r>
+      <w:r>
+        <w:rPr>
+          <w:b/>
+          <w:bCs/>
+        </w:rPr>
+        <w:t>consulta inversa</w:t>
+      </w:r>
+      <w:r>
+        <w:t xml:space="preserve">: pregunta por el nombre asociado a una IP. Internamente, dig invierte la IP, le añade .in-addr.arpa y pide un registro </w:t>
+      </w:r>
+      <w:r>
+        <w:rPr>
+          <w:b/>
+          <w:bCs/>
+        </w:rPr>
+        <w:t>PTR</w:t>
+      </w:r>
+    </w:p>
+    <w:p>
+      <w:pPr>
+        <w:spacing w:before="60" w:after="60" w:line="240" w:lineRule="auto"/>
+        <w:jc w:val="center"/>
+        <w:rPr>
+          <w:noProof/>
+          <w:sz w:val="22"/>
+          <w:szCs w:val="22"/>
+        </w:rPr>
+      </w:pPr>
+      <w:r>
+        <w:rPr>
+          <w:noProof/>
+          <w:sz w:val="22"/>
+          <w:szCs w:val="22"/>
+        </w:rPr>
+        <w:pict w14:anchorId="602640B8">
+          <v:shape id="_x0000_i1049" type="#_x0000_t75" style="width:354pt;height:30.75pt;visibility:visible;mso-wrap-style:square">
+            <v:imagedata r:id="rId40" o:title=""/>
+          </v:shape>
+        </w:pict>
+      </w:r>
+    </w:p>
+    <w:p>
+      <w:pPr>
+        <w:pStyle w:val="Textoindependiente"/>
+        <w:rPr>
+          <w:noProof/>
+        </w:rPr>
+      </w:pPr>
+      <w:r>
+        <w:rPr>
+          <w:noProof/>
+        </w:rPr>
+        <w:lastRenderedPageBreak/>
+        <w:t xml:space="preserve">Nslook muestra los resultádos mas cortos y simples, mientras que dig es más detallado, mostrando el estado de respuesta, el TTL y si es autoritativa, es decir, se usa para realizar diagnósticos. </w:t>
+      </w:r>
+    </w:p>
+    <w:p>
+      <w:pPr>
+        <w:pStyle w:val="Lista2"/>
         <w:numPr>
           <w:ilvl w:val="0"/>
           <w:numId w:val="5"/>
         </w:numPr>
-        <w:spacing w:line="240" w:lineRule="auto"/>
-        <w:ind w:left="714" w:hanging="357"/>
+      </w:pPr>
+      <w:r>
+        <w:t>Intenta e</w:t>
+      </w:r>
+      <w:r>
+        <w:t xml:space="preserve">xplicar </w:t>
+      </w:r>
+      <w:r>
+        <w:t xml:space="preserve">para que sirven las diferentes líneas </w:t>
+      </w:r>
+      <w:r>
+        <w:t xml:space="preserve">qué </w:t>
+      </w:r>
+      <w:r>
+        <w:t xml:space="preserve">se </w:t>
+      </w:r>
+      <w:r>
+        <w:t xml:space="preserve">indican </w:t>
+      </w:r>
+      <w:r>
+        <w:t xml:space="preserve">a continuación en la configuración de </w:t>
+      </w:r>
+      <w:r>
+        <w:t>un servidor dns bind9</w:t>
+      </w:r>
+      <w:r>
+        <w:t>:</w:t>
+      </w:r>
+    </w:p>
+    <w:p>
+      <w:pPr>
+        <w:pStyle w:val="Textoindependienteprimerasangra2"/>
+      </w:pPr>
+      <w:r>
+        <w:t xml:space="preserve">acl mis-redes { 10.10.10.0/24; 10.10.5.0/21; }; </w:t>
+      </w:r>
+    </w:p>
+    <w:p>
+      <w:pPr>
+        <w:pStyle w:val="Textoindependienteprimerasangra2"/>
+      </w:pPr>
+      <w:r>
+        <w:t>options {</w:t>
+      </w:r>
+    </w:p>
+    <w:p>
+      <w:pPr>
+        <w:spacing w:before="0" w:after="0" w:line="240" w:lineRule="auto"/>
+        <w:ind w:left="708" w:firstLine="708"/>
         <w:jc w:val="both"/>
         <w:rPr>
-          <w:sz w:val="22"/>
-          <w:szCs w:val="22"/>
-        </w:rPr>
-      </w:pPr>
-      <w:r>
-        <w:rPr>
-          <w:sz w:val="22"/>
-          <w:szCs w:val="22"/>
-        </w:rPr>
-        <w:t>Intenta e</w:t>
-      </w:r>
-      <w:r>
-        <w:rPr>
-          <w:sz w:val="22"/>
-          <w:szCs w:val="22"/>
-        </w:rPr>
-        <w:t xml:space="preserve">xplicar </w:t>
-      </w:r>
-      <w:r>
-        <w:rPr>
-          <w:sz w:val="22"/>
-          <w:szCs w:val="22"/>
-        </w:rPr>
-        <w:t xml:space="preserve">para que sirven las diferentes líneas </w:t>
-      </w:r>
-      <w:r>
-        <w:rPr>
-          <w:sz w:val="22"/>
-          <w:szCs w:val="22"/>
-        </w:rPr>
-        <w:t xml:space="preserve">qué </w:t>
-      </w:r>
-      <w:r>
-        <w:rPr>
-          <w:sz w:val="22"/>
-          <w:szCs w:val="22"/>
-        </w:rPr>
-        <w:t xml:space="preserve">se </w:t>
-      </w:r>
-      <w:r>
-        <w:rPr>
-          <w:sz w:val="22"/>
-          <w:szCs w:val="22"/>
-        </w:rPr>
-        <w:t xml:space="preserve">indican </w:t>
-      </w:r>
-      <w:r>
-        <w:rPr>
-          <w:sz w:val="22"/>
-          <w:szCs w:val="22"/>
-        </w:rPr>
-        <w:t xml:space="preserve">a continuación en la configuración de </w:t>
-      </w:r>
-      <w:r>
-        <w:rPr>
-          <w:sz w:val="22"/>
-          <w:szCs w:val="22"/>
-        </w:rPr>
-        <w:t>un servidor dns bind9</w:t>
-      </w:r>
-      <w:r>
-        <w:rPr>
-          <w:sz w:val="22"/>
-          <w:szCs w:val="22"/>
-        </w:rPr>
-        <w:t>:</w:t>
+          <w:rFonts w:ascii="Courier New" w:hAnsi="Courier New" w:cs="Courier New"/>
+          <w:sz w:val="22"/>
+          <w:szCs w:val="22"/>
+        </w:rPr>
+      </w:pPr>
+      <w:r>
+        <w:rPr>
+          <w:rFonts w:ascii="Courier New" w:hAnsi="Courier New" w:cs="Courier New"/>
+          <w:sz w:val="22"/>
+          <w:szCs w:val="22"/>
+        </w:rPr>
+        <w:t>...</w:t>
+      </w:r>
+    </w:p>
+    <w:p>
+      <w:pPr>
+        <w:pStyle w:val="Lista3"/>
+      </w:pPr>
+      <w:r>
+        <w:t>allow-query { mis-redes; };</w:t>
+      </w:r>
+    </w:p>
+    <w:p>
+      <w:pPr>
+        <w:pStyle w:val="Lista3"/>
+      </w:pPr>
+      <w:r>
+        <w:t>allow-recursion { mis-redes; };</w:t>
+      </w:r>
+    </w:p>
+    <w:p>
+      <w:pPr>
+        <w:pStyle w:val="Lista3"/>
+      </w:pPr>
+      <w:r>
+        <w:t>allow-transfer {10.10.10.155; 10.10.5.254;};</w:t>
+      </w:r>
+    </w:p>
+    <w:p>
+      <w:pPr>
+        <w:spacing w:before="0" w:after="0" w:line="240" w:lineRule="auto"/>
+        <w:ind w:left="708" w:firstLine="708"/>
+        <w:jc w:val="both"/>
+        <w:rPr>
+          <w:rFonts w:ascii="Courier New" w:hAnsi="Courier New" w:cs="Courier New"/>
+          <w:sz w:val="22"/>
+          <w:szCs w:val="22"/>
+        </w:rPr>
+      </w:pPr>
+      <w:r>
+        <w:rPr>
+          <w:rFonts w:ascii="Courier New" w:hAnsi="Courier New" w:cs="Courier New"/>
+          <w:sz w:val="22"/>
+          <w:szCs w:val="22"/>
+        </w:rPr>
+        <w:t>...</w:t>
       </w:r>
     </w:p>
     <w:p>
@@ -2723,7 +2431,7 @@
           <w:sz w:val="22"/>
           <w:szCs w:val="22"/>
         </w:rPr>
-        <w:t xml:space="preserve">acl mis-redes { 10.10.10.0/24; 10.10.5.0/21; }; </w:t>
+        <w:t>};</w:t>
       </w:r>
     </w:p>
     <w:p>
@@ -2737,145 +2445,194 @@
           <w:szCs w:val="22"/>
         </w:rPr>
       </w:pPr>
-      <w:r>
-        <w:rPr>
-          <w:rFonts w:ascii="Courier New" w:hAnsi="Courier New" w:cs="Courier New"/>
-          <w:sz w:val="22"/>
-          <w:szCs w:val="22"/>
-        </w:rPr>
-        <w:t>options {</w:t>
-      </w:r>
-    </w:p>
-    <w:p>
-      <w:pPr>
-        <w:spacing w:before="0" w:after="0" w:line="240" w:lineRule="auto"/>
-        <w:ind w:left="708" w:firstLine="708"/>
-        <w:jc w:val="both"/>
-        <w:rPr>
-          <w:rFonts w:ascii="Courier New" w:hAnsi="Courier New" w:cs="Courier New"/>
-          <w:sz w:val="22"/>
-          <w:szCs w:val="22"/>
-        </w:rPr>
-      </w:pPr>
-      <w:r>
-        <w:rPr>
-          <w:rFonts w:ascii="Courier New" w:hAnsi="Courier New" w:cs="Courier New"/>
-          <w:sz w:val="22"/>
-          <w:szCs w:val="22"/>
-        </w:rPr>
-        <w:t>...</w:t>
-      </w:r>
-    </w:p>
-    <w:p>
-      <w:pPr>
-        <w:spacing w:before="0" w:after="0" w:line="240" w:lineRule="auto"/>
-        <w:ind w:left="708" w:firstLine="708"/>
-        <w:jc w:val="both"/>
-        <w:rPr>
-          <w:rFonts w:ascii="Courier New" w:hAnsi="Courier New" w:cs="Courier New"/>
-          <w:sz w:val="22"/>
-          <w:szCs w:val="22"/>
-        </w:rPr>
-      </w:pPr>
-      <w:r>
-        <w:rPr>
-          <w:rFonts w:ascii="Courier New" w:hAnsi="Courier New" w:cs="Courier New"/>
-          <w:sz w:val="22"/>
-          <w:szCs w:val="22"/>
-        </w:rPr>
-        <w:t>allow-query { mis-redes; };</w:t>
-      </w:r>
-    </w:p>
-    <w:p>
-      <w:pPr>
-        <w:spacing w:before="0" w:after="0" w:line="240" w:lineRule="auto"/>
-        <w:ind w:left="708" w:firstLine="708"/>
-        <w:jc w:val="both"/>
-        <w:rPr>
-          <w:rFonts w:ascii="Courier New" w:hAnsi="Courier New" w:cs="Courier New"/>
-          <w:sz w:val="22"/>
-          <w:szCs w:val="22"/>
-        </w:rPr>
-      </w:pPr>
-      <w:r>
-        <w:rPr>
-          <w:rFonts w:ascii="Courier New" w:hAnsi="Courier New" w:cs="Courier New"/>
-          <w:sz w:val="22"/>
-          <w:szCs w:val="22"/>
-        </w:rPr>
-        <w:t>allow-recursion { mis-redes; };</w:t>
-      </w:r>
-    </w:p>
-    <w:p>
-      <w:pPr>
-        <w:spacing w:before="0" w:after="0" w:line="240" w:lineRule="auto"/>
-        <w:ind w:left="708" w:firstLine="708"/>
-        <w:jc w:val="both"/>
-        <w:rPr>
-          <w:rFonts w:ascii="Courier New" w:hAnsi="Courier New" w:cs="Courier New"/>
-          <w:sz w:val="22"/>
-          <w:szCs w:val="22"/>
-        </w:rPr>
-      </w:pPr>
-      <w:r>
-        <w:rPr>
-          <w:rFonts w:ascii="Courier New" w:hAnsi="Courier New" w:cs="Courier New"/>
-          <w:sz w:val="22"/>
-          <w:szCs w:val="22"/>
-        </w:rPr>
-        <w:t>allow-transfer {10.10.10.155; 10.10.5.254;};</w:t>
-      </w:r>
-    </w:p>
-    <w:p>
-      <w:pPr>
-        <w:spacing w:before="0" w:after="0" w:line="240" w:lineRule="auto"/>
-        <w:ind w:left="708" w:firstLine="708"/>
-        <w:jc w:val="both"/>
-        <w:rPr>
-          <w:rFonts w:ascii="Courier New" w:hAnsi="Courier New" w:cs="Courier New"/>
-          <w:sz w:val="22"/>
-          <w:szCs w:val="22"/>
-        </w:rPr>
-      </w:pPr>
-      <w:r>
-        <w:rPr>
-          <w:rFonts w:ascii="Courier New" w:hAnsi="Courier New" w:cs="Courier New"/>
-          <w:sz w:val="22"/>
-          <w:szCs w:val="22"/>
-        </w:rPr>
-        <w:t>...</w:t>
-      </w:r>
-    </w:p>
-    <w:p>
-      <w:pPr>
-        <w:spacing w:before="0" w:after="0" w:line="240" w:lineRule="auto"/>
-        <w:ind w:left="708"/>
-        <w:jc w:val="both"/>
-        <w:rPr>
-          <w:rFonts w:ascii="Courier New" w:hAnsi="Courier New" w:cs="Courier New"/>
-          <w:sz w:val="22"/>
-          <w:szCs w:val="22"/>
-        </w:rPr>
-      </w:pPr>
-      <w:r>
-        <w:rPr>
-          <w:rFonts w:ascii="Courier New" w:hAnsi="Courier New" w:cs="Courier New"/>
-          <w:sz w:val="22"/>
-          <w:szCs w:val="22"/>
-        </w:rPr>
-        <w:t>};</w:t>
-      </w:r>
-    </w:p>
-    <w:p>
-      <w:pPr>
-        <w:spacing w:before="0" w:after="0" w:line="240" w:lineRule="auto"/>
-        <w:ind w:left="708"/>
-        <w:jc w:val="both"/>
-        <w:rPr>
-          <w:sz w:val="22"/>
-          <w:szCs w:val="22"/>
-        </w:rPr>
-      </w:pPr>
+    </w:p>
+    <w:p>
+      <w:pPr>
+        <w:rPr>
+          <w:noProof/>
+        </w:rPr>
+      </w:pPr>
+      <w:r>
+        <w:rPr>
+          <w:b/>
+          <w:bCs/>
+          <w:noProof/>
+        </w:rPr>
+        <w:t>acl mis-redes</w:t>
+      </w:r>
+      <w:r>
+        <w:rPr>
+          <w:b/>
+          <w:bCs/>
+          <w:noProof/>
+        </w:rPr>
+        <w:t xml:space="preserve"> </w:t>
+      </w:r>
+      <w:r>
+        <w:rPr>
+          <w:b/>
+          <w:bCs/>
+          <w:noProof/>
+        </w:rPr>
+        <w:sym w:font="Wingdings" w:char="F0E0"/>
+      </w:r>
+      <w:r>
+        <w:rPr>
+          <w:noProof/>
+        </w:rPr>
+        <w:t xml:space="preserve"> es una lista con nombres de redes, en este caso, o direcciones</w:t>
+      </w:r>
+    </w:p>
+    <w:p>
+      <w:pPr>
+        <w:rPr>
+          <w:noProof/>
+        </w:rPr>
+      </w:pPr>
+      <w:r>
+        <w:rPr>
+          <w:b/>
+          <w:bCs/>
+          <w:noProof/>
+        </w:rPr>
+        <w:t>allow</w:t>
+      </w:r>
+      <w:r>
+        <w:rPr>
+          <w:b/>
+          <w:bCs/>
+          <w:noProof/>
+        </w:rPr>
+        <w:t>-</w:t>
+      </w:r>
+      <w:r>
+        <w:rPr>
+          <w:b/>
+          <w:bCs/>
+          <w:noProof/>
+        </w:rPr>
+        <w:t>query</w:t>
+      </w:r>
+      <w:r>
+        <w:rPr>
+          <w:b/>
+          <w:bCs/>
+          <w:noProof/>
+        </w:rPr>
+        <w:t xml:space="preserve"> </w:t>
+      </w:r>
+      <w:r>
+        <w:rPr>
+          <w:b/>
+          <w:bCs/>
+          <w:noProof/>
+        </w:rPr>
+        <w:sym w:font="Wingdings" w:char="F0E0"/>
+      </w:r>
+      <w:r>
+        <w:rPr>
+          <w:b/>
+          <w:bCs/>
+          <w:noProof/>
+        </w:rPr>
+        <w:t xml:space="preserve"> </w:t>
+      </w:r>
+      <w:r>
+        <w:rPr>
+          <w:noProof/>
+        </w:rPr>
+        <w:t xml:space="preserve"> indica qué equipos pueden hacer consuiltas a tu servidor</w:t>
+      </w:r>
+    </w:p>
+    <w:p>
+      <w:pPr>
+        <w:rPr>
+          <w:noProof/>
+        </w:rPr>
+      </w:pPr>
+      <w:r>
+        <w:rPr>
+          <w:b/>
+          <w:bCs/>
+          <w:noProof/>
+        </w:rPr>
+        <w:t>allow-recursion</w:t>
+      </w:r>
+      <w:r>
+        <w:rPr>
+          <w:b/>
+          <w:bCs/>
+          <w:noProof/>
+        </w:rPr>
+        <w:t xml:space="preserve"> </w:t>
+      </w:r>
+      <w:r>
+        <w:rPr>
+          <w:b/>
+          <w:bCs/>
+          <w:noProof/>
+        </w:rPr>
+        <w:sym w:font="Wingdings" w:char="F0E0"/>
+      </w:r>
+      <w:r>
+        <w:rPr>
+          <w:b/>
+          <w:bCs/>
+          <w:noProof/>
+        </w:rPr>
+        <w:t xml:space="preserve"> </w:t>
+      </w:r>
+      <w:r>
+        <w:rPr>
+          <w:noProof/>
+        </w:rPr>
+        <w:t>indica quién pedir resolución recursica</w:t>
+      </w:r>
+    </w:p>
+    <w:p>
+      <w:pPr>
+        <w:rPr>
+          <w:noProof/>
+        </w:rPr>
+      </w:pPr>
+      <w:r>
+        <w:rPr>
+          <w:b/>
+          <w:bCs/>
+          <w:noProof/>
+        </w:rPr>
+        <w:t>allow-tramsfer</w:t>
+      </w:r>
+      <w:r>
+        <w:rPr>
+          <w:b/>
+          <w:bCs/>
+          <w:noProof/>
+        </w:rPr>
+        <w:t xml:space="preserve"> </w:t>
+      </w:r>
+      <w:r>
+        <w:rPr>
+          <w:b/>
+          <w:bCs/>
+          <w:noProof/>
+        </w:rPr>
+        <w:sym w:font="Wingdings" w:char="F0E0"/>
+      </w:r>
+      <w:r>
+        <w:rPr>
+          <w:b/>
+          <w:bCs/>
+          <w:noProof/>
+        </w:rPr>
+        <w:t xml:space="preserve"> </w:t>
+      </w:r>
+      <w:r>
+        <w:rPr>
+          <w:noProof/>
+        </w:rPr>
+        <w:t>indica quién puede hacer una transferencia de zona</w:t>
+      </w:r>
     </w:p>
     <w:p>
       <w:pPr>
@@ -2902,155 +2659,336 @@
     </w:p>
     <w:p>
       <w:pPr>
+        <w:pStyle w:val="Lista3"/>
         <w:numPr>
           <w:ilvl w:val="0"/>
           <w:numId w:val="8"/>
         </w:numPr>
-        <w:spacing w:before="0" w:after="0" w:line="240" w:lineRule="auto"/>
-        <w:jc w:val="both"/>
-        <w:rPr>
-          <w:rFonts w:ascii="Courier New" w:hAnsi="Courier New" w:cs="Courier New"/>
-          <w:sz w:val="22"/>
-          <w:szCs w:val="22"/>
-        </w:rPr>
-      </w:pPr>
-      <w:r>
-        <w:rPr>
-          <w:rFonts w:ascii="Courier New" w:hAnsi="Courier New" w:cs="Courier New"/>
-          <w:sz w:val="22"/>
-          <w:szCs w:val="22"/>
-        </w:rPr>
+      </w:pPr>
+      <w:r>
         <w:t>forward first;</w:t>
       </w:r>
     </w:p>
     <w:p>
       <w:pPr>
+        <w:pStyle w:val="Lista3"/>
         <w:numPr>
           <w:ilvl w:val="0"/>
           <w:numId w:val="8"/>
         </w:numPr>
-        <w:spacing w:before="0" w:after="0" w:line="240" w:lineRule="auto"/>
-        <w:jc w:val="both"/>
-        <w:rPr>
-          <w:rFonts w:ascii="Courier New" w:hAnsi="Courier New" w:cs="Courier New"/>
-          <w:sz w:val="22"/>
-          <w:szCs w:val="22"/>
-        </w:rPr>
-      </w:pPr>
-      <w:r>
-        <w:rPr>
-          <w:rFonts w:ascii="Courier New" w:hAnsi="Courier New" w:cs="Courier New"/>
-          <w:sz w:val="22"/>
-          <w:szCs w:val="22"/>
-        </w:rPr>
+      </w:pPr>
+      <w:r>
         <w:t>forward only;</w:t>
       </w:r>
     </w:p>
     <w:p>
       <w:pPr>
+        <w:pStyle w:val="Lista3"/>
         <w:numPr>
           <w:ilvl w:val="0"/>
           <w:numId w:val="8"/>
         </w:numPr>
+      </w:pPr>
+      <w:r>
+        <w:t>forwarders {168.95.1.1;};</w:t>
+      </w:r>
+    </w:p>
+    <w:p>
+      <w:pPr>
         <w:spacing w:before="0" w:after="0" w:line="240" w:lineRule="auto"/>
         <w:jc w:val="both"/>
         <w:rPr>
+          <w:sz w:val="22"/>
+          <w:szCs w:val="22"/>
+        </w:rPr>
+      </w:pPr>
+    </w:p>
+    <w:p>
+      <w:pPr>
+        <w:pStyle w:val="Textoindependiente"/>
+        <w:rPr>
           <w:rFonts w:ascii="Courier New" w:hAnsi="Courier New" w:cs="Courier New"/>
-          <w:sz w:val="22"/>
-          <w:szCs w:val="22"/>
+          <w:b/>
+          <w:bCs/>
         </w:rPr>
       </w:pPr>
       <w:r>
         <w:rPr>
           <w:rFonts w:ascii="Courier New" w:hAnsi="Courier New" w:cs="Courier New"/>
-          <w:sz w:val="22"/>
-          <w:szCs w:val="22"/>
-        </w:rPr>
-        <w:t>forwarders {168.95.1.1;};</w:t>
-      </w:r>
-    </w:p>
-    <w:p>
-      <w:pPr>
-        <w:spacing w:before="0" w:after="0" w:line="240" w:lineRule="auto"/>
-        <w:jc w:val="both"/>
-        <w:rPr>
-          <w:sz w:val="22"/>
-          <w:szCs w:val="22"/>
-        </w:rPr>
-      </w:pPr>
-    </w:p>
-    <w:p>
-      <w:pPr>
-        <w:spacing w:before="0" w:after="0" w:line="240" w:lineRule="auto"/>
-        <w:jc w:val="both"/>
-        <w:rPr>
-          <w:sz w:val="22"/>
-          <w:szCs w:val="22"/>
-        </w:rPr>
-      </w:pPr>
-    </w:p>
-    <w:p>
-      <w:pPr>
-        <w:spacing w:before="0" w:after="0" w:line="240" w:lineRule="auto"/>
-        <w:jc w:val="both"/>
-        <w:rPr>
-          <w:sz w:val="22"/>
-          <w:szCs w:val="22"/>
-        </w:rPr>
-      </w:pPr>
-    </w:p>
-    <w:p>
-      <w:pPr>
+          <w:b/>
+          <w:bCs/>
+        </w:rPr>
+        <w:t>forward first</w:t>
+      </w:r>
+      <w:r>
+        <w:rPr>
+          <w:rFonts w:ascii="Courier New" w:hAnsi="Courier New" w:cs="Courier New"/>
+          <w:b/>
+          <w:bCs/>
+        </w:rPr>
+        <w:t xml:space="preserve"> </w:t>
+      </w:r>
+      <w:r>
+        <w:rPr>
+          <w:rFonts w:ascii="Courier New" w:hAnsi="Courier New" w:cs="Courier New"/>
+          <w:b/>
+          <w:bCs/>
+        </w:rPr>
+        <w:sym w:font="Wingdings" w:char="F0E0"/>
+      </w:r>
+      <w:r>
+        <w:rPr>
+          <w:rFonts w:ascii="Courier New" w:hAnsi="Courier New" w:cs="Courier New"/>
+          <w:b/>
+          <w:bCs/>
+        </w:rPr>
+        <w:t xml:space="preserve"> </w:t>
+      </w:r>
+      <w:r>
+        <w:t>de</w:t>
+      </w:r>
+      <w:r>
+        <w:t>fine cómo se usan los forwarders: primero se pregunta a los reenviadores, y si no responden (o no saben), BIND intenta resolver él mismo por la vía normal</w:t>
+      </w:r>
+    </w:p>
+    <w:p>
+      <w:pPr>
+        <w:pStyle w:val="Textoindependiente"/>
+        <w:rPr>
+          <w:rFonts w:ascii="Courier New" w:hAnsi="Courier New" w:cs="Courier New"/>
+          <w:b/>
+          <w:bCs/>
+        </w:rPr>
+      </w:pPr>
+      <w:r>
+        <w:rPr>
+          <w:rFonts w:ascii="Courier New" w:hAnsi="Courier New" w:cs="Courier New"/>
+          <w:b/>
+          <w:bCs/>
+        </w:rPr>
+        <w:t>forward only</w:t>
+      </w:r>
+      <w:r>
+        <w:rPr>
+          <w:rFonts w:ascii="Courier New" w:hAnsi="Courier New" w:cs="Courier New"/>
+          <w:b/>
+          <w:bCs/>
+        </w:rPr>
+        <w:t xml:space="preserve"> </w:t>
+      </w:r>
+      <w:r>
+        <w:rPr>
+          <w:rFonts w:ascii="Courier New" w:hAnsi="Courier New" w:cs="Courier New"/>
+          <w:b/>
+          <w:bCs/>
+        </w:rPr>
+        <w:sym w:font="Wingdings" w:char="F0E0"/>
+      </w:r>
+      <w:r>
+        <w:rPr>
+          <w:rFonts w:ascii="Courier New" w:hAnsi="Courier New" w:cs="Courier New"/>
+          <w:b/>
+          <w:bCs/>
+        </w:rPr>
+        <w:t xml:space="preserve"> </w:t>
+      </w:r>
+      <w:r>
+        <w:t>BIND pregunta solo a los forwarders, y si fallan devuelve error sin consultar a los servidores raíz</w:t>
+      </w:r>
+    </w:p>
+    <w:p>
+      <w:pPr>
+        <w:pStyle w:val="Textoindependiente"/>
+      </w:pPr>
+      <w:r>
+        <w:rPr>
+          <w:rFonts w:ascii="Courier New" w:hAnsi="Courier New" w:cs="Courier New"/>
+          <w:b/>
+          <w:bCs/>
+        </w:rPr>
+        <w:t>f</w:t>
+      </w:r>
+      <w:r>
+        <w:rPr>
+          <w:rFonts w:ascii="Courier New" w:hAnsi="Courier New" w:cs="Courier New"/>
+          <w:b/>
+          <w:bCs/>
+        </w:rPr>
+        <w:t>orwarders</w:t>
+      </w:r>
+      <w:r>
+        <w:rPr>
+          <w:rFonts w:ascii="Courier New" w:hAnsi="Courier New" w:cs="Courier New"/>
+          <w:b/>
+          <w:bCs/>
+        </w:rPr>
+        <w:t xml:space="preserve"> </w:t>
+      </w:r>
+      <w:r>
+        <w:rPr>
+          <w:rFonts w:ascii="Courier New" w:hAnsi="Courier New" w:cs="Courier New"/>
+          <w:b/>
+          <w:bCs/>
+        </w:rPr>
+        <w:t>{168.95.1.1</w:t>
+      </w:r>
+      <w:r>
+        <w:rPr>
+          <w:rFonts w:ascii="Courier New" w:hAnsi="Courier New" w:cs="Courier New"/>
+        </w:rPr>
+        <w:t>;}</w:t>
+      </w:r>
+      <w:r>
+        <w:rPr>
+          <w:b/>
+          <w:bCs/>
+        </w:rPr>
+        <w:t xml:space="preserve"> </w:t>
+      </w:r>
+      <w:r>
+        <w:rPr>
+          <w:b/>
+          <w:bCs/>
+        </w:rPr>
+        <w:sym w:font="Wingdings" w:char="F0E0"/>
+      </w:r>
+      <w:r>
+        <w:rPr>
+          <w:b/>
+          <w:bCs/>
+        </w:rPr>
+        <w:t xml:space="preserve"> </w:t>
+      </w:r>
+      <w:r>
+        <w:t>define a qué servidores reenvía las consultas el BIND cuando no conoce la respuesta</w:t>
+      </w:r>
+    </w:p>
+    <w:p>
+      <w:pPr>
+        <w:pStyle w:val="Textoindependiente"/>
+      </w:pPr>
+      <w:r>
+        <w:rPr>
+          <w:rFonts w:ascii="Courier New" w:hAnsi="Courier New" w:cs="Courier New"/>
+          <w:b/>
+          <w:bCs/>
+        </w:rPr>
+        <w:t>forward first</w:t>
+      </w:r>
+      <w:r>
+        <w:rPr>
+          <w:rFonts w:ascii="Courier New" w:hAnsi="Courier New" w:cs="Courier New"/>
+          <w:b/>
+          <w:bCs/>
+        </w:rPr>
+        <w:t xml:space="preserve"> y </w:t>
+      </w:r>
+      <w:r>
+        <w:rPr>
+          <w:rFonts w:ascii="Courier New" w:hAnsi="Courier New" w:cs="Courier New"/>
+          <w:b/>
+          <w:bCs/>
+        </w:rPr>
+        <w:t>forward only</w:t>
+      </w:r>
+      <w:r>
+        <w:rPr>
+          <w:rFonts w:ascii="Courier New" w:hAnsi="Courier New" w:cs="Courier New"/>
+          <w:b/>
+          <w:bCs/>
+        </w:rPr>
+        <w:t xml:space="preserve"> </w:t>
+      </w:r>
+      <w:r>
+        <w:t>no tiene sentido que vayan juntos p</w:t>
+      </w:r>
+      <w:r>
+        <w:t>orque</w:t>
+      </w:r>
+      <w:r>
+        <w:t xml:space="preserve"> ambos son excluyentes y acaba siendo redundante</w:t>
+      </w:r>
+    </w:p>
+    <w:p>
+      <w:pPr>
+        <w:pStyle w:val="Textoindependiente"/>
+      </w:pPr>
+      <w:r>
+        <w:t>Sin embargo,</w:t>
+      </w:r>
+      <w:r>
+        <w:t xml:space="preserve"> </w:t>
+      </w:r>
+      <w:r>
+        <w:rPr>
+          <w:rFonts w:ascii="Courier New" w:hAnsi="Courier New" w:cs="Courier New"/>
+          <w:b/>
+          <w:bCs/>
+        </w:rPr>
+        <w:t>forward first</w:t>
+      </w:r>
+      <w:r>
+        <w:rPr>
+          <w:rFonts w:ascii="Courier New" w:hAnsi="Courier New" w:cs="Courier New"/>
+          <w:b/>
+          <w:bCs/>
+        </w:rPr>
+        <w:t xml:space="preserve"> </w:t>
+      </w:r>
+      <w:r>
+        <w:t>y</w:t>
+      </w:r>
+      <w:r>
+        <w:t xml:space="preserve"> </w:t>
+      </w:r>
+      <w:r>
+        <w:rPr>
+          <w:rFonts w:ascii="Courier New" w:hAnsi="Courier New" w:cs="Courier New"/>
+          <w:b/>
+          <w:bCs/>
+        </w:rPr>
+        <w:t>forwarders {168.95.1.1</w:t>
+      </w:r>
+      <w:r>
+        <w:rPr>
+          <w:rFonts w:ascii="Courier New" w:hAnsi="Courier New" w:cs="Courier New"/>
+        </w:rPr>
+        <w:t>;}</w:t>
+      </w:r>
+      <w:r>
+        <w:t>si lo tiene, porque</w:t>
+      </w:r>
+      <w:r>
+        <w:t xml:space="preserve"> con uno indicas a quien envías las consultas, y con otro se </w:t>
+      </w:r>
+      <w:r>
+        <w:t>define cómo se comporta el reenvío</w:t>
+      </w:r>
+    </w:p>
+    <w:p>
+      <w:pPr>
+        <w:pStyle w:val="Lista2"/>
         <w:numPr>
           <w:ilvl w:val="0"/>
           <w:numId w:val="5"/>
         </w:numPr>
-        <w:jc w:val="both"/>
-        <w:rPr>
-          <w:sz w:val="22"/>
-          <w:szCs w:val="22"/>
-        </w:rPr>
-      </w:pPr>
-      <w:r>
-        <w:rPr>
-          <w:sz w:val="22"/>
-          <w:szCs w:val="22"/>
-        </w:rPr>
+      </w:pPr>
+      <w:r>
         <w:t>Consultando donde necesites</w:t>
       </w:r>
       <w:r>
-        <w:rPr>
-          <w:sz w:val="22"/>
-          <w:szCs w:val="22"/>
-        </w:rPr>
         <w:t>, c</w:t>
       </w:r>
       <w:r>
-        <w:rPr>
-          <w:sz w:val="22"/>
-          <w:szCs w:val="22"/>
-        </w:rPr>
         <w:t>re</w:t>
       </w:r>
       <w:r>
-        <w:rPr>
-          <w:sz w:val="22"/>
-          <w:szCs w:val="22"/>
-        </w:rPr>
         <w:t>a</w:t>
       </w:r>
       <w:r>
-        <w:rPr>
-          <w:sz w:val="22"/>
-          <w:szCs w:val="22"/>
-        </w:rPr>
         <w:t xml:space="preserve"> una nueva máquina virtual </w:t>
       </w:r>
       <w:r>
-        <w:rPr>
-          <w:sz w:val="22"/>
-          <w:szCs w:val="22"/>
-        </w:rPr>
         <w:t>e instale BIND configurándolo como servidor secundario de la zona “</w:t>
       </w:r>
       <w:r>
@@ -3068,201 +3006,358 @@
         <w:t>.com</w:t>
       </w:r>
       <w:r>
-        <w:rPr>
-          <w:sz w:val="22"/>
-          <w:szCs w:val="22"/>
-        </w:rPr>
         <w:t>”</w:t>
       </w:r>
       <w:r>
-        <w:rPr>
-          <w:sz w:val="22"/>
-          <w:szCs w:val="22"/>
-        </w:rPr>
         <w:t>.</w:t>
       </w:r>
       <w:r>
-        <w:rPr>
-          <w:sz w:val="22"/>
-          <w:szCs w:val="22"/>
-        </w:rPr>
         <w:t xml:space="preserve"> Comprueba que funciona correctamente actualizando la zona y resolviendo consultas</w:t>
       </w:r>
       <w:r>
-        <w:rPr>
-          <w:sz w:val="22"/>
-          <w:szCs w:val="22"/>
-        </w:rPr>
         <w:t xml:space="preserve"> (preguntando al secundario)</w:t>
       </w:r>
       <w:r>
-        <w:rPr>
-          <w:sz w:val="22"/>
-          <w:szCs w:val="22"/>
-        </w:rPr>
-        <w:t xml:space="preserve"> e incluye pantallazos </w:t>
-      </w:r>
-      <w:r>
-        <w:rPr>
+        <w:t xml:space="preserve"> e incluye pantallazos de dichas consultas</w:t>
+      </w:r>
+      <w:r>
+        <w:t>. Prueba a apagar el servidor primario</w:t>
+      </w:r>
+      <w:r>
+        <w:t xml:space="preserve">. ¿Siguen funcionando las consultas? ¿A crees qué se </w:t>
+      </w:r>
+      <w:r>
+        <w:t>debe?</w:t>
+      </w:r>
+    </w:p>
+    <w:p>
+      <w:pPr>
+        <w:ind w:left="-142"/>
+        <w:rPr>
+          <w:noProof/>
+          <w:sz w:val="22"/>
+          <w:szCs w:val="22"/>
+        </w:rPr>
+      </w:pPr>
+    </w:p>
+    <w:p>
+      <w:pPr>
+        <w:rPr>
+          <w:noProof/>
+          <w:sz w:val="22"/>
+          <w:szCs w:val="22"/>
+        </w:rPr>
+      </w:pPr>
+      <w:r>
+        <w:rPr>
+          <w:noProof/>
           <w:sz w:val="22"/>
           <w:szCs w:val="22"/>
         </w:rPr>
         <w:lastRenderedPageBreak/>
-        <w:t>de dichas consultas</w:t>
-      </w:r>
-      <w:r>
-        <w:rPr>
-          <w:sz w:val="22"/>
-          <w:szCs w:val="22"/>
-        </w:rPr>
-        <w:t>. Prueba a apagar el servidor primario</w:t>
-      </w:r>
-      <w:r>
-        <w:rPr>
-          <w:sz w:val="22"/>
-          <w:szCs w:val="22"/>
-        </w:rPr>
-        <w:t>. ¿Siguen funcionando las consultas? ¿A crees qué se debe?.</w:t>
-      </w:r>
-    </w:p>
-    <w:p>
-      <w:pPr>
-        <w:jc w:val="both"/>
-        <w:rPr>
-          <w:sz w:val="22"/>
-          <w:szCs w:val="22"/>
-        </w:rPr>
-      </w:pPr>
-    </w:p>
-    <w:p>
-      <w:pPr>
-        <w:jc w:val="both"/>
-        <w:rPr>
-          <w:sz w:val="22"/>
-          <w:szCs w:val="22"/>
-        </w:rPr>
-      </w:pPr>
-    </w:p>
-    <w:p>
-      <w:pPr>
-        <w:ind w:left="-142"/>
-        <w:rPr>
-          <w:b/>
-          <w:bCs/>
-          <w:sz w:val="24"/>
-          <w:szCs w:val="24"/>
-          <w:u w:val="single"/>
-        </w:rPr>
-      </w:pPr>
-      <w:r>
-        <w:rPr>
-          <w:b/>
-          <w:bCs/>
-          <w:sz w:val="24"/>
-          <w:szCs w:val="24"/>
-          <w:u w:val="single"/>
-        </w:rPr>
+        <w:pict w14:anchorId="76C1718A">
+          <v:shape id="_x0000_i1113" type="#_x0000_t75" style="width:468pt;height:253.5pt;visibility:visible;mso-wrap-style:square">
+            <v:imagedata r:id="rId41" o:title=""/>
+          </v:shape>
+        </w:pict>
+      </w:r>
+      <w:r>
+        <w:rPr>
+          <w:noProof/>
+        </w:rPr>
+        <w:t xml:space="preserve"> </w:t>
+      </w:r>
+      <w:r>
+        <w:rPr>
+          <w:noProof/>
+          <w:sz w:val="22"/>
+          <w:szCs w:val="22"/>
+        </w:rPr>
+        <w:pict w14:anchorId="2C9B8FFF">
+          <v:shape id="_x0000_i1114" type="#_x0000_t75" style="width:468pt;height:235.5pt;visibility:visible;mso-wrap-style:square">
+            <v:imagedata r:id="rId42" o:title=""/>
+          </v:shape>
+        </w:pict>
+      </w:r>
+      <w:r>
+        <w:rPr>
+          <w:noProof/>
+        </w:rPr>
+        <w:t xml:space="preserve"> </w:t>
+      </w:r>
+      <w:r>
+        <w:rPr>
+          <w:noProof/>
+          <w:sz w:val="22"/>
+          <w:szCs w:val="22"/>
+        </w:rPr>
+        <w:pict w14:anchorId="7E19602B">
+          <v:shape id="_x0000_i1115" type="#_x0000_t75" style="width:468pt;height:208.5pt;visibility:visible;mso-wrap-style:square">
+            <v:imagedata r:id="rId43" o:title=""/>
+          </v:shape>
+        </w:pict>
+      </w:r>
+      <w:r>
+        <w:rPr>
+          <w:noProof/>
+        </w:rPr>
+        <w:t xml:space="preserve"> </w:t>
+      </w:r>
+      <w:r>
+        <w:rPr>
+          <w:noProof/>
+          <w:sz w:val="22"/>
+          <w:szCs w:val="22"/>
+        </w:rPr>
+        <w:lastRenderedPageBreak/>
+        <w:pict w14:anchorId="440D36C2">
+          <v:shape id="_x0000_i1116" type="#_x0000_t75" style="width:467.25pt;height:72.75pt;visibility:visible;mso-wrap-style:square">
+            <v:imagedata r:id="rId44" o:title=""/>
+          </v:shape>
+        </w:pict>
+      </w:r>
+      <w:r>
+        <w:rPr>
+          <w:noProof/>
+        </w:rPr>
+        <w:t xml:space="preserve"> </w:t>
+      </w:r>
+      <w:r>
+        <w:rPr>
+          <w:noProof/>
+          <w:sz w:val="22"/>
+          <w:szCs w:val="22"/>
+        </w:rPr>
+        <w:pict w14:anchorId="047FB24B">
+          <v:shape id="_x0000_i1117" type="#_x0000_t75" style="width:329.25pt;height:28.5pt;visibility:visible;mso-wrap-style:square">
+            <v:imagedata r:id="rId45" o:title=""/>
+          </v:shape>
+        </w:pict>
+      </w:r>
+      <w:r>
+        <w:rPr>
+          <w:noProof/>
+        </w:rPr>
+        <w:t xml:space="preserve"> </w:t>
+      </w:r>
+      <w:r>
+        <w:rPr>
+          <w:noProof/>
+          <w:sz w:val="22"/>
+          <w:szCs w:val="22"/>
+        </w:rPr>
+        <w:pict w14:anchorId="0E4B70DD">
+          <v:shape id="_x0000_i1118" type="#_x0000_t75" style="width:468pt;height:189pt;visibility:visible;mso-wrap-style:square">
+            <v:imagedata r:id="rId46" o:title=""/>
+          </v:shape>
+        </w:pict>
+      </w:r>
+      <w:r>
+        <w:rPr>
+          <w:noProof/>
+        </w:rPr>
+        <w:t xml:space="preserve"> </w:t>
+      </w:r>
+      <w:r>
+        <w:rPr>
+          <w:noProof/>
+          <w:sz w:val="22"/>
+          <w:szCs w:val="22"/>
+        </w:rPr>
+        <w:pict w14:anchorId="4AEFD720">
+          <v:shape id="_x0000_i1119" type="#_x0000_t75" style="width:454.5pt;height:299.25pt;visibility:visible;mso-wrap-style:square">
+            <v:imagedata r:id="rId47" o:title=""/>
+          </v:shape>
+        </w:pict>
+      </w:r>
+      <w:r>
+        <w:rPr>
+          <w:noProof/>
+        </w:rPr>
+        <w:t xml:space="preserve"> </w:t>
+      </w:r>
+      <w:r>
+        <w:rPr>
+          <w:noProof/>
+          <w:sz w:val="22"/>
+          <w:szCs w:val="22"/>
+        </w:rPr>
+        <w:lastRenderedPageBreak/>
+        <w:pict w14:anchorId="22DD3FE2">
+          <v:shape id="_x0000_i1126" type="#_x0000_t75" style="width:440.25pt;height:370.5pt;visibility:visible;mso-wrap-style:square">
+            <v:imagedata r:id="rId48" o:title=""/>
+          </v:shape>
+        </w:pict>
+      </w:r>
+      <w:r>
+        <w:rPr>
+          <w:noProof/>
+        </w:rPr>
+        <w:t xml:space="preserve"> </w:t>
+      </w:r>
+      <w:r>
+        <w:rPr>
+          <w:noProof/>
+          <w:sz w:val="22"/>
+          <w:szCs w:val="22"/>
+        </w:rPr>
+        <w:lastRenderedPageBreak/>
+        <w:pict w14:anchorId="7E0761A6">
+          <v:shape id="_x0000_i1121" type="#_x0000_t75" style="width:430.5pt;height:393.75pt;visibility:visible;mso-wrap-style:square">
+            <v:imagedata r:id="rId49" o:title=""/>
+          </v:shape>
+        </w:pict>
+      </w:r>
+      <w:r>
+        <w:rPr>
+          <w:noProof/>
+        </w:rPr>
+        <w:t xml:space="preserve"> </w:t>
+      </w:r>
+      <w:r>
+        <w:rPr>
+          <w:noProof/>
+          <w:sz w:val="22"/>
+          <w:szCs w:val="22"/>
+        </w:rPr>
+        <w:pict w14:anchorId="44A7AE95">
+          <v:shape id="_x0000_i1129" type="#_x0000_t75" style="width:467.25pt;height:256.5pt;visibility:visible;mso-wrap-style:square">
+            <v:imagedata r:id="rId50" o:title=""/>
+          </v:shape>
+        </w:pict>
+      </w:r>
+      <w:r>
+        <w:rPr>
+          <w:noProof/>
+        </w:rPr>
+        <w:t xml:space="preserve"> </w:t>
+      </w:r>
+      <w:r>
+        <w:rPr>
+          <w:noProof/>
+          <w:sz w:val="22"/>
+          <w:szCs w:val="22"/>
+        </w:rPr>
+        <w:pict w14:anchorId="444FFD99">
+          <v:shape id="_x0000_i1130" type="#_x0000_t75" style="width:426pt;height:51.75pt;visibility:visible;mso-wrap-style:square">
+            <v:imagedata r:id="rId51" o:title=""/>
+          </v:shape>
+        </w:pict>
+      </w:r>
+      <w:r>
+        <w:rPr>
+          <w:noProof/>
+          <w:sz w:val="22"/>
+          <w:szCs w:val="22"/>
+        </w:rPr>
+        <w:br/>
+      </w:r>
+      <w:r>
+        <w:rPr>
+          <w:noProof/>
+          <w:sz w:val="22"/>
+          <w:szCs w:val="22"/>
+        </w:rPr>
+        <w:lastRenderedPageBreak/>
+        <w:pict w14:anchorId="1753C11F">
+          <v:shape id="_x0000_i1131" type="#_x0000_t75" style="width:465pt;height:614.25pt;visibility:visible;mso-wrap-style:square">
+            <v:imagedata r:id="rId52" o:title=""/>
+          </v:shape>
+        </w:pict>
+      </w:r>
+      <w:r>
+        <w:rPr>
+          <w:noProof/>
+          <w:sz w:val="22"/>
+          <w:szCs w:val="22"/>
+        </w:rPr>
+        <w:br/>
+      </w:r>
+      <w:r>
+        <w:rPr>
+          <w:noProof/>
+          <w:sz w:val="22"/>
+          <w:szCs w:val="22"/>
+        </w:rPr>
+        <w:t xml:space="preserve">Sí, siguen funcionando. Se debe a que el </w:t>
+      </w:r>
+      <w:r>
+        <w:rPr>
+          <w:noProof/>
+          <w:sz w:val="22"/>
+          <w:szCs w:val="22"/>
+        </w:rPr>
+        <w:t>clon</w:t>
+      </w:r>
+      <w:r>
+        <w:rPr>
+          <w:noProof/>
+          <w:sz w:val="22"/>
+          <w:szCs w:val="22"/>
+        </w:rPr>
+        <w:t xml:space="preserve"> guarda una copia completa de la zona en /var/cache/bind/db.fleming.com, obtenida mediante una transferencia de zona (AXFR/IXFR) desde el primario. Con esa copia local responde por sí mismo y no necesita contactar con el primario para resolver consultas.</w:t>
+      </w:r>
+    </w:p>
+    <w:p>
+      <w:pPr>
+        <w:pStyle w:val="Ttulo2"/>
+      </w:pPr>
+      <w:r>
         <w:t xml:space="preserve">Apartado Opcional (sólo hacer si se tiene un PC </w:t>
       </w:r>
       <w:r>
-        <w:rPr>
-          <w:b/>
-          <w:bCs/>
-          <w:sz w:val="24"/>
-          <w:szCs w:val="24"/>
-          <w:u w:val="single"/>
-        </w:rPr>
         <w:t>p</w:t>
       </w:r>
       <w:r>
-        <w:rPr>
-          <w:b/>
-          <w:bCs/>
-          <w:sz w:val="24"/>
-          <w:szCs w:val="24"/>
-          <w:u w:val="single"/>
-        </w:rPr>
         <w:t>otente):</w:t>
       </w:r>
     </w:p>
     <w:p>
       <w:pPr>
+        <w:pStyle w:val="Lista2"/>
         <w:numPr>
           <w:ilvl w:val="0"/>
           <w:numId w:val="5"/>
         </w:numPr>
-        <w:jc w:val="both"/>
-        <w:rPr>
-          <w:sz w:val="22"/>
-          <w:szCs w:val="22"/>
-        </w:rPr>
-      </w:pPr>
-      <w:r>
-        <w:rPr>
-          <w:sz w:val="22"/>
-          <w:szCs w:val="22"/>
-        </w:rPr>
+      </w:pPr>
+      <w:r>
         <w:t>En una máquina</w:t>
       </w:r>
       <w:r>
-        <w:rPr>
-          <w:sz w:val="22"/>
-          <w:szCs w:val="22"/>
-        </w:rPr>
         <w:t xml:space="preserve"> virtual</w:t>
       </w:r>
       <w:r>
-        <w:rPr>
-          <w:sz w:val="22"/>
-          <w:szCs w:val="22"/>
-        </w:rPr>
         <w:t xml:space="preserve"> con Windows 10, intenta configurar el servidor Bind de forma similar a como lo hiciste al inicio de esta práctica. Para ello, </w:t>
       </w:r>
       <w:r>
-        <w:rPr>
-          <w:sz w:val="22"/>
-          <w:szCs w:val="22"/>
-        </w:rPr>
         <w:t>se recomienda revisar</w:t>
       </w:r>
       <w:r>
-        <w:rPr>
-          <w:sz w:val="22"/>
-          <w:szCs w:val="22"/>
-        </w:rPr>
         <w:t xml:space="preserve"> los siguientes links</w:t>
       </w:r>
       <w:r>
-        <w:rPr>
-          <w:sz w:val="22"/>
-          <w:szCs w:val="22"/>
-        </w:rPr>
-        <w:t xml:space="preserve"> con la ayuda para su instalación y configuración</w:t>
-      </w:r>
-      <w:r>
-        <w:rPr>
-          <w:sz w:val="22"/>
-          <w:szCs w:val="22"/>
-        </w:rPr>
+        <w:t xml:space="preserve"> con la ayuda para su </w:t>
+      </w:r>
+      <w:r>
+        <w:lastRenderedPageBreak/>
+        <w:t>instalación y configuración</w:t>
+      </w:r>
+      <w:r>
         <w:t xml:space="preserve">. </w:t>
       </w:r>
       <w:r>
-        <w:rPr>
-          <w:sz w:val="22"/>
-          <w:szCs w:val="22"/>
-        </w:rPr>
         <w:t>Incluye pantallazos de los archivos de configuración y del resultado de algunas consultas NSLookUp.</w:t>
       </w:r>
     </w:p>
     <w:p>
       <w:pPr>
-        <w:jc w:val="both"/>
-        <w:rPr>
-          <w:sz w:val="22"/>
-          <w:szCs w:val="22"/>
-        </w:rPr>
-      </w:pPr>
-      <w:hyperlink r:id="rId24" w:history="1">
+        <w:pStyle w:val="Textoindependiente"/>
+        <w:rPr>
+          <w:sz w:val="22"/>
+          <w:szCs w:val="22"/>
+        </w:rPr>
+      </w:pPr>
+      <w:hyperlink r:id="rId53" w:history="1">
         <w:r>
           <w:rPr>
             <w:rStyle w:val="Hipervnculo"/>
@@ -3275,13 +3370,13 @@
     </w:p>
     <w:p>
       <w:pPr>
-        <w:jc w:val="both"/>
-        <w:rPr>
-          <w:sz w:val="22"/>
-          <w:szCs w:val="22"/>
-        </w:rPr>
-      </w:pPr>
-      <w:hyperlink r:id="rId25" w:history="1">
+        <w:pStyle w:val="Textoindependiente"/>
+        <w:rPr>
+          <w:sz w:val="22"/>
+          <w:szCs w:val="22"/>
+        </w:rPr>
+      </w:pPr>
+      <w:hyperlink r:id="rId54" w:history="1">
         <w:r>
           <w:rPr>
             <w:rStyle w:val="Hipervnculo"/>
@@ -3301,17 +3396,8 @@
         </w:rPr>
       </w:pPr>
     </w:p>
-    <w:p>
-      <w:pPr>
-        <w:jc w:val="both"/>
-        <w:rPr>
-          <w:sz w:val="22"/>
-          <w:szCs w:val="22"/>
-        </w:rPr>
-      </w:pPr>
-    </w:p>
     <w:sectPr>
-      <w:footerReference w:type="default" r:id="rId26"/>
+      <w:footerReference w:type="default" r:id="rId55"/>
       <w:pgSz w:w="11906" w:h="16838"/>
       <w:pgMar w:top="426" w:right="1134" w:bottom="1134" w:left="1418" w:header="709" w:footer="709" w:gutter="0"/>
       <w:cols w:space="708"/>
@@ -3395,6 +3481,27 @@
 <file path=word/numbering.xml><?xml version="1.0" encoding="utf-8"?>
 <w:numbering xmlns:wpc="http://schemas.microsoft.com/office/word/2010/wordprocessingCanvas" xmlns:cx="http://schemas.microsoft.com/office/drawing/2014/chartex" xmlns:cx1="http://schemas.microsoft.com/office/drawing/2015/9/8/chartex" xmlns:cx2="http://schemas.microsoft.com/office/drawing/2015/10/21/chartex" xmlns:cx3="http://schemas.microsoft.com/office/drawing/2016/5/9/chartex" xmlns:cx4="http://schemas.microsoft.com/office/drawing/2016/5/10/chartex" xmlns:cx5="http://schemas.microsoft.com/office/drawing/2016/5/11/chartex" xmlns:cx6="http://schemas.microsoft.com/office/drawing/2016/5/12/chartex" xmlns:cx7="http://schemas.microsoft.com/office/drawing/2016/5/13/chartex" xmlns:cx8="http://schemas.microsoft.com/office/drawing/2016/5/14/chartex" xmlns:mc="http://schemas.openxmlformats.org/markup-compatibility/2006" xmlns:aink="http://schemas.microsoft.com/office/drawing/2016/ink" xmlns:am3d="http://schemas.microsoft.com/office/drawing/2017/model3d" xmlns:o="urn:schemas-microsoft-com:office:office" xmlns:oel="http://schemas.microsoft.com/office/2019/extlst" xmlns:r="http://schemas.openxmlformats.org/officeDocument/2006/relationships" xmlns:m="http://schemas.openxmlformats.org/officeDocument/2006/math" xmlns:v="urn:schemas-microsoft-com:vml" xmlns:wp14="http://schemas.microsoft.com/office/word/2010/wordprocessingDrawing" xmlns:wp="http://schemas.openxmlformats.org/drawingml/2006/wordprocessingDrawing" xmlns:w10="urn:schemas-microsoft-com:office:word" xmlns:w="http://schemas.openxmlformats.org/wordprocessingml/2006/main" xmlns:w14="http://schemas.microsoft.com/office/word/2010/wordml" xmlns:w15="http://schemas.microsoft.com/office/word/2012/wordml" xmlns:w16cex="http://schemas.microsoft.com/office/word/2018/wordml/cex" xmlns:w16cid="http://schemas.microsoft.com/office/word/2016/wordml/cid" xmlns:w16="http://schemas.microsoft.com/office/word/2018/wordml" xmlns:w16du="http://schemas.microsoft.com/office/word/2023/wordml/word16du" xmlns:w16sdtdh="http://schemas.microsoft.com/office/word/2020/wordml/sdtdatahash" xmlns:w16sdtfl="http://schemas.microsoft.com/office/word/2024/wordml/sdtformatlock" xmlns:w16se="http://schemas.microsoft.com/office/word/2015/wordml/symex" xmlns:wpg="http://schemas.microsoft.com/office/word/2010/wordprocessingGroup" xmlns:wpi="http://schemas.microsoft.com/office/word/2010/wordprocessingInk" xmlns:wne="http://schemas.microsoft.com/office/word/2006/wordml" xmlns:wps="http://schemas.microsoft.com/office/word/2010/wordprocessingShape" mc:Ignorable="w14 w15 w16se w16cid w16 w16cex w16sdtdh w16sdtfl w16du wp14">
   <w:abstractNum w:abstractNumId="0" w15:restartNumberingAfterBreak="0">
+    <w:nsid w:val="FFFFFF82"/>
+    <w:multiLevelType w:val="singleLevel"/>
+    <w:tmpl w:val="56149506"/>
+    <w:lvl w:ilvl="0">
+      <w:start w:val="1"/>
+      <w:numFmt w:val="bullet"/>
+      <w:pStyle w:val="Listaconvietas3"/>
+      <w:lvlText w:val=""/>
+      <w:lvlJc w:val="left"/>
+      <w:pPr>
+        <w:tabs>
+          <w:tab w:val="num" w:pos="926"/>
+        </w:tabs>
+        <w:ind w:left="926" w:hanging="360"/>
+      </w:pPr>
+      <w:rPr>
+        <w:rFonts w:ascii="Symbol" w:hAnsi="Symbol" w:hint="default"/>
+      </w:rPr>
+    </w:lvl>
+  </w:abstractNum>
+  <w:abstractNum w:abstractNumId="1" w15:restartNumberingAfterBreak="0">
     <w:nsid w:val="0D6634DB"/>
     <w:multiLevelType w:val="hybridMultilevel"/>
     <w:tmpl w:val="D8106694"/>
@@ -3480,7 +3587,7 @@
       </w:pPr>
     </w:lvl>
   </w:abstractNum>
-  <w:abstractNum w:abstractNumId="1" w15:restartNumberingAfterBreak="0">
+  <w:abstractNum w:abstractNumId="2" w15:restartNumberingAfterBreak="0">
     <w:nsid w:val="16FB528B"/>
     <w:multiLevelType w:val="hybridMultilevel"/>
     <w:tmpl w:val="791A404E"/>
@@ -3593,7 +3700,7 @@
       </w:rPr>
     </w:lvl>
   </w:abstractNum>
-  <w:abstractNum w:abstractNumId="2" w15:restartNumberingAfterBreak="0">
+  <w:abstractNum w:abstractNumId="3" w15:restartNumberingAfterBreak="0">
     <w:nsid w:val="218F12E9"/>
     <w:multiLevelType w:val="hybridMultilevel"/>
     <w:tmpl w:val="688AE03A"/>
@@ -3679,7 +3786,7 @@
       </w:pPr>
     </w:lvl>
   </w:abstractNum>
-  <w:abstractNum w:abstractNumId="3" w15:restartNumberingAfterBreak="0">
+  <w:abstractNum w:abstractNumId="4" w15:restartNumberingAfterBreak="0">
     <w:nsid w:val="30FE4E47"/>
     <w:multiLevelType w:val="hybridMultilevel"/>
     <w:tmpl w:val="57141564"/>
@@ -3765,7 +3872,7 @@
       </w:pPr>
     </w:lvl>
   </w:abstractNum>
-  <w:abstractNum w:abstractNumId="4" w15:restartNumberingAfterBreak="0">
+  <w:abstractNum w:abstractNumId="5" w15:restartNumberingAfterBreak="0">
     <w:nsid w:val="338B268A"/>
     <w:multiLevelType w:val="hybridMultilevel"/>
     <w:tmpl w:val="6CB26C08"/>
@@ -3878,7 +3985,93 @@
       </w:rPr>
     </w:lvl>
   </w:abstractNum>
-  <w:abstractNum w:abstractNumId="5" w15:restartNumberingAfterBreak="0">
+  <w:abstractNum w:abstractNumId="6" w15:restartNumberingAfterBreak="0">
+    <w:nsid w:val="3A051CCA"/>
+    <w:multiLevelType w:val="hybridMultilevel"/>
+    <w:tmpl w:val="57141564"/>
+    <w:lvl w:ilvl="0" w:tplc="FFFFFFFF">
+      <w:start w:val="1"/>
+      <w:numFmt w:val="lowerRoman"/>
+      <w:lvlText w:val="%1."/>
+      <w:lvlJc w:val="right"/>
+      <w:pPr>
+        <w:ind w:left="1428" w:hanging="360"/>
+      </w:pPr>
+    </w:lvl>
+    <w:lvl w:ilvl="1" w:tplc="FFFFFFFF" w:tentative="1">
+      <w:start w:val="1"/>
+      <w:numFmt w:val="lowerLetter"/>
+      <w:lvlText w:val="%2."/>
+      <w:lvlJc w:val="left"/>
+      <w:pPr>
+        <w:ind w:left="2148" w:hanging="360"/>
+      </w:pPr>
+    </w:lvl>
+    <w:lvl w:ilvl="2" w:tplc="FFFFFFFF" w:tentative="1">
+      <w:start w:val="1"/>
+      <w:numFmt w:val="lowerRoman"/>
+      <w:lvlText w:val="%3."/>
+      <w:lvlJc w:val="right"/>
+      <w:pPr>
+        <w:ind w:left="2868" w:hanging="180"/>
+      </w:pPr>
+    </w:lvl>
+    <w:lvl w:ilvl="3" w:tplc="FFFFFFFF" w:tentative="1">
+      <w:start w:val="1"/>
+      <w:numFmt w:val="decimal"/>
+      <w:lvlText w:val="%4."/>
+      <w:lvlJc w:val="left"/>
+      <w:pPr>
+        <w:ind w:left="3588" w:hanging="360"/>
+      </w:pPr>
+    </w:lvl>
+    <w:lvl w:ilvl="4" w:tplc="FFFFFFFF" w:tentative="1">
+      <w:start w:val="1"/>
+      <w:numFmt w:val="lowerLetter"/>
+      <w:lvlText w:val="%5."/>
+      <w:lvlJc w:val="left"/>
+      <w:pPr>
+        <w:ind w:left="4308" w:hanging="360"/>
+      </w:pPr>
+    </w:lvl>
+    <w:lvl w:ilvl="5" w:tplc="FFFFFFFF" w:tentative="1">
+      <w:start w:val="1"/>
+      <w:numFmt w:val="lowerRoman"/>
+      <w:lvlText w:val="%6."/>
+      <w:lvlJc w:val="right"/>
+      <w:pPr>
+        <w:ind w:left="5028" w:hanging="180"/>
+      </w:pPr>
+    </w:lvl>
+    <w:lvl w:ilvl="6" w:tplc="FFFFFFFF" w:tentative="1">
+      <w:start w:val="1"/>
+      <w:numFmt w:val="decimal"/>
+      <w:lvlText w:val="%7."/>
+      <w:lvlJc w:val="left"/>
+      <w:pPr>
+        <w:ind w:left="5748" w:hanging="360"/>
+      </w:pPr>
+    </w:lvl>
+    <w:lvl w:ilvl="7" w:tplc="FFFFFFFF" w:tentative="1">
+      <w:start w:val="1"/>
+      <w:numFmt w:val="lowerLetter"/>
+      <w:lvlText w:val="%8."/>
+      <w:lvlJc w:val="left"/>
+      <w:pPr>
+        <w:ind w:left="6468" w:hanging="360"/>
+      </w:pPr>
+    </w:lvl>
+    <w:lvl w:ilvl="8" w:tplc="FFFFFFFF" w:tentative="1">
+      <w:start w:val="1"/>
+      <w:numFmt w:val="lowerRoman"/>
+      <w:lvlText w:val="%9."/>
+      <w:lvlJc w:val="right"/>
+      <w:pPr>
+        <w:ind w:left="7188" w:hanging="180"/>
+      </w:pPr>
+    </w:lvl>
+  </w:abstractNum>
+  <w:abstractNum w:abstractNumId="7" w15:restartNumberingAfterBreak="0">
     <w:nsid w:val="4070587F"/>
     <w:multiLevelType w:val="hybridMultilevel"/>
     <w:tmpl w:val="84925C8A"/>
@@ -3964,7 +4157,7 @@
       </w:pPr>
     </w:lvl>
   </w:abstractNum>
-  <w:abstractNum w:abstractNumId="6" w15:restartNumberingAfterBreak="0">
+  <w:abstractNum w:abstractNumId="8" w15:restartNumberingAfterBreak="0">
     <w:nsid w:val="4D1604C7"/>
     <w:multiLevelType w:val="hybridMultilevel"/>
     <w:tmpl w:val="BD4C9CF0"/>
@@ -4053,7 +4246,7 @@
       </w:pPr>
     </w:lvl>
   </w:abstractNum>
-  <w:abstractNum w:abstractNumId="7" w15:restartNumberingAfterBreak="0">
+  <w:abstractNum w:abstractNumId="9" w15:restartNumberingAfterBreak="0">
     <w:nsid w:val="56943C01"/>
     <w:multiLevelType w:val="hybridMultilevel"/>
     <w:tmpl w:val="3B408B98"/>
@@ -4142,7 +4335,7 @@
       </w:pPr>
     </w:lvl>
   </w:abstractNum>
-  <w:abstractNum w:abstractNumId="8" w15:restartNumberingAfterBreak="0">
+  <w:abstractNum w:abstractNumId="10" w15:restartNumberingAfterBreak="0">
     <w:nsid w:val="67864E46"/>
     <w:multiLevelType w:val="hybridMultilevel"/>
     <w:tmpl w:val="8EC23DF4"/>
@@ -4232,31 +4425,37 @@
     </w:lvl>
   </w:abstractNum>
   <w:num w:numId="1" w16cid:durableId="1027681931">
+    <w:abstractNumId w:val="8"/>
+  </w:num>
+  <w:num w:numId="2" w16cid:durableId="385569697">
+    <w:abstractNumId w:val="3"/>
+  </w:num>
+  <w:num w:numId="3" w16cid:durableId="121576189">
+    <w:abstractNumId w:val="5"/>
+  </w:num>
+  <w:num w:numId="4" w16cid:durableId="1148209515">
+    <w:abstractNumId w:val="2"/>
+  </w:num>
+  <w:num w:numId="5" w16cid:durableId="245462606">
+    <w:abstractNumId w:val="9"/>
+  </w:num>
+  <w:num w:numId="6" w16cid:durableId="65883739">
+    <w:abstractNumId w:val="7"/>
+  </w:num>
+  <w:num w:numId="7" w16cid:durableId="385224836">
+    <w:abstractNumId w:val="1"/>
+  </w:num>
+  <w:num w:numId="8" w16cid:durableId="1429815461">
+    <w:abstractNumId w:val="4"/>
+  </w:num>
+  <w:num w:numId="9" w16cid:durableId="330253048">
+    <w:abstractNumId w:val="10"/>
+  </w:num>
+  <w:num w:numId="10" w16cid:durableId="619726795">
     <w:abstractNumId w:val="6"/>
   </w:num>
-  <w:num w:numId="2" w16cid:durableId="385569697">
-    <w:abstractNumId w:val="2"/>
-  </w:num>
-  <w:num w:numId="3" w16cid:durableId="121576189">
-    <w:abstractNumId w:val="4"/>
-  </w:num>
-  <w:num w:numId="4" w16cid:durableId="1148209515">
-    <w:abstractNumId w:val="1"/>
-  </w:num>
-  <w:num w:numId="5" w16cid:durableId="245462606">
-    <w:abstractNumId w:val="7"/>
-  </w:num>
-  <w:num w:numId="6" w16cid:durableId="65883739">
-    <w:abstractNumId w:val="5"/>
-  </w:num>
-  <w:num w:numId="7" w16cid:durableId="385224836">
+  <w:num w:numId="11" w16cid:durableId="321158663">
     <w:abstractNumId w:val="0"/>
-  </w:num>
-  <w:num w:numId="8" w16cid:durableId="1429815461">
-    <w:abstractNumId w:val="3"/>
-  </w:num>
-  <w:num w:numId="9" w16cid:durableId="330253048">
-    <w:abstractNumId w:val="8"/>
   </w:num>
   <w:numIdMacAtCleanup w:val="2"/>
 </w:numbering>
@@ -4600,7 +4799,6 @@
     <w:next w:val="Normal"/>
     <w:link w:val="Ttulo2Car"/>
     <w:uiPriority w:val="9"/>
-    <w:semiHidden/>
     <w:unhideWhenUsed/>
     <w:qFormat/>
     <w:rsid w:val="001B7664"/>
@@ -4792,7 +4990,6 @@
   <w:style w:type="character" w:default="1" w:styleId="Fuentedeprrafopredeter">
     <w:name w:val="Default Paragraph Font"/>
     <w:uiPriority w:val="1"/>
-    <w:semiHidden/>
     <w:unhideWhenUsed/>
   </w:style>
   <w:style w:type="table" w:default="1" w:styleId="Tablanormal">
@@ -4945,7 +5142,6 @@
     <w:name w:val="Título 2 Car"/>
     <w:link w:val="Ttulo2"/>
     <w:uiPriority w:val="9"/>
-    <w:semiHidden/>
     <w:rsid w:val="001B7664"/>
     <w:rPr>
       <w:caps/>
@@ -5373,6 +5569,98 @@
       <w:sz w:val="24"/>
       <w:szCs w:val="24"/>
       <w:lang w:eastAsia="en-US"/>
+    </w:rPr>
+  </w:style>
+  <w:style w:type="paragraph" w:styleId="Lista">
+    <w:name w:val="List"/>
+    <w:basedOn w:val="Normal"/>
+    <w:rsid w:val="00F20B7C"/>
+    <w:pPr>
+      <w:ind w:left="283" w:hanging="283"/>
+      <w:contextualSpacing/>
+    </w:pPr>
+  </w:style>
+  <w:style w:type="paragraph" w:styleId="Lista2">
+    <w:name w:val="List 2"/>
+    <w:basedOn w:val="Normal"/>
+    <w:rsid w:val="00F20B7C"/>
+    <w:pPr>
+      <w:ind w:left="566" w:hanging="283"/>
+      <w:contextualSpacing/>
+    </w:pPr>
+  </w:style>
+  <w:style w:type="paragraph" w:styleId="Lista3">
+    <w:name w:val="List 3"/>
+    <w:basedOn w:val="Normal"/>
+    <w:rsid w:val="00F20B7C"/>
+    <w:pPr>
+      <w:ind w:left="849" w:hanging="283"/>
+      <w:contextualSpacing/>
+    </w:pPr>
+  </w:style>
+  <w:style w:type="paragraph" w:styleId="Listaconvietas3">
+    <w:name w:val="List Bullet 3"/>
+    <w:basedOn w:val="Normal"/>
+    <w:rsid w:val="00F20B7C"/>
+    <w:pPr>
+      <w:numPr>
+        <w:numId w:val="11"/>
+      </w:numPr>
+      <w:contextualSpacing/>
+    </w:pPr>
+  </w:style>
+  <w:style w:type="paragraph" w:styleId="Textoindependiente">
+    <w:name w:val="Body Text"/>
+    <w:basedOn w:val="Normal"/>
+    <w:link w:val="TextoindependienteCar"/>
+    <w:rsid w:val="00F20B7C"/>
+    <w:pPr>
+      <w:spacing w:after="120"/>
+    </w:pPr>
+  </w:style>
+  <w:style w:type="character" w:customStyle="1" w:styleId="TextoindependienteCar">
+    <w:name w:val="Texto independiente Car"/>
+    <w:basedOn w:val="Fuentedeprrafopredeter"/>
+    <w:link w:val="Textoindependiente"/>
+    <w:rsid w:val="00F20B7C"/>
+  </w:style>
+  <w:style w:type="paragraph" w:styleId="Sangradetextonormal">
+    <w:name w:val="Body Text Indent"/>
+    <w:basedOn w:val="Normal"/>
+    <w:link w:val="SangradetextonormalCar"/>
+    <w:rsid w:val="00F20B7C"/>
+    <w:pPr>
+      <w:spacing w:after="120"/>
+      <w:ind w:left="283"/>
+    </w:pPr>
+  </w:style>
+  <w:style w:type="character" w:customStyle="1" w:styleId="SangradetextonormalCar">
+    <w:name w:val="Sangría de texto normal Car"/>
+    <w:basedOn w:val="Fuentedeprrafopredeter"/>
+    <w:link w:val="Sangradetextonormal"/>
+    <w:rsid w:val="00F20B7C"/>
+  </w:style>
+  <w:style w:type="paragraph" w:styleId="Textoindependienteprimerasangra2">
+    <w:name w:val="Body Text First Indent 2"/>
+    <w:basedOn w:val="Sangradetextonormal"/>
+    <w:link w:val="Textoindependienteprimerasangra2Car"/>
+    <w:rsid w:val="00F20B7C"/>
+    <w:pPr>
+      <w:ind w:firstLine="210"/>
+    </w:pPr>
+  </w:style>
+  <w:style w:type="character" w:customStyle="1" w:styleId="Textoindependienteprimerasangra2Car">
+    <w:name w:val="Texto independiente primera sangría 2 Car"/>
+    <w:basedOn w:val="SangradetextonormalCar"/>
+    <w:link w:val="Textoindependienteprimerasangra2"/>
+    <w:rsid w:val="00F20B7C"/>
+  </w:style>
+  <w:style w:type="character" w:styleId="Hipervnculovisitado">
+    <w:name w:val="FollowedHyperlink"/>
+    <w:rsid w:val="00EE2B39"/>
+    <w:rPr>
+      <w:color w:val="954F72"/>
+      <w:u w:val="single"/>
     </w:rPr>
   </w:style>
 </w:styles>
@@ -5683,9 +5971,9 @@
 </file>
 
 <file path=customXml/item2.xml><?xml version="1.0" encoding="utf-8"?>
-<ct:contentTypeSchema xmlns:ct="http://schemas.microsoft.com/office/2006/metadata/contentType" xmlns:ma="http://schemas.microsoft.com/office/2006/metadata/properties/metaAttributes" ct:_="" ma:_="" ma:contentTypeName="Documento" ma:contentTypeID="0x0101007D7389BD7EBB4246BF4B3C1E47D3EA7A" ma:contentTypeVersion="4" ma:contentTypeDescription="Crear nuevo documento." ma:contentTypeScope="" ma:versionID="b80acf195b475203a9dc0fee03c85d0f">
-  <xsd:schema xmlns:xsd="http://www.w3.org/2001/XMLSchema" xmlns:xs="http://www.w3.org/2001/XMLSchema" xmlns:p="http://schemas.microsoft.com/office/2006/metadata/properties" xmlns:ns2="ad4a8e2f-797e-42bc-8178-91ee977ddf87" targetNamespace="http://schemas.microsoft.com/office/2006/metadata/properties" ma:root="true" ma:fieldsID="bf2b437b2f6519ec4e5d42f1843e7b92" ns2:_="">
-    <xsd:import namespace="ad4a8e2f-797e-42bc-8178-91ee977ddf87"/>
+<ct:contentTypeSchema xmlns:ct="http://schemas.microsoft.com/office/2006/metadata/contentType" xmlns:ma="http://schemas.microsoft.com/office/2006/metadata/properties/metaAttributes" ct:_="" ma:_="" ma:contentTypeName="Documento" ma:contentTypeID="0x010100116C5F78FCBC0348A904A66BFDB7D41A" ma:contentTypeVersion="4" ma:contentTypeDescription="Crear nuevo documento." ma:contentTypeScope="" ma:versionID="4d21e9fdbf86fd41beb40a787eca51a7">
+  <xsd:schema xmlns:xsd="http://www.w3.org/2001/XMLSchema" xmlns:xs="http://www.w3.org/2001/XMLSchema" xmlns:p="http://schemas.microsoft.com/office/2006/metadata/properties" xmlns:ns2="500c0f93-a56c-484d-9896-76a68228fdbb" targetNamespace="http://schemas.microsoft.com/office/2006/metadata/properties" ma:root="true" ma:fieldsID="54ce3914466f70eb2c9b6825877a6c29" ns2:_="">
+    <xsd:import namespace="500c0f93-a56c-484d-9896-76a68228fdbb"/>
     <xsd:element name="properties">
       <xsd:complexType>
         <xsd:sequence>
@@ -5703,7 +5991,7 @@
       </xsd:complexType>
     </xsd:element>
   </xsd:schema>
-  <xsd:schema xmlns:xsd="http://www.w3.org/2001/XMLSchema" xmlns:xs="http://www.w3.org/2001/XMLSchema" xmlns:dms="http://schemas.microsoft.com/office/2006/documentManagement/types" xmlns:pc="http://schemas.microsoft.com/office/infopath/2007/PartnerControls" targetNamespace="ad4a8e2f-797e-42bc-8178-91ee977ddf87" elementFormDefault="qualified">
+  <xsd:schema xmlns:xsd="http://www.w3.org/2001/XMLSchema" xmlns:xs="http://www.w3.org/2001/XMLSchema" xmlns:dms="http://schemas.microsoft.com/office/2006/documentManagement/types" xmlns:pc="http://schemas.microsoft.com/office/infopath/2007/PartnerControls" targetNamespace="500c0f93-a56c-484d-9896-76a68228fdbb" elementFormDefault="qualified">
     <xsd:import namespace="http://schemas.microsoft.com/office/2006/documentManagement/types"/>
     <xsd:import namespace="http://schemas.microsoft.com/office/infopath/2007/PartnerControls"/>
     <xsd:element name="ReferenceId" ma:index="8" nillable="true" ma:displayName="ReferenceId" ma:indexed="true" ma:internalName="ReferenceId">
@@ -5833,7 +6121,7 @@
 <file path=customXml/item4.xml><?xml version="1.0" encoding="utf-8"?>
 <p:properties xmlns:p="http://schemas.microsoft.com/office/2006/metadata/properties" xmlns:xsi="http://www.w3.org/2001/XMLSchema-instance" xmlns:pc="http://schemas.microsoft.com/office/infopath/2007/PartnerControls">
   <documentManagement>
-    <ReferenceId xmlns="ad4a8e2f-797e-42bc-8178-91ee977ddf87" xsi:nil="true"/>
+    <ReferenceId xmlns="500c0f93-a56c-484d-9896-76a68228fdbb" xsi:nil="true"/>
   </documentManagement>
 </p:properties>
 </file>
@@ -5847,21 +6135,7 @@
 </file>
 
 <file path=customXml/itemProps2.xml><?xml version="1.0" encoding="utf-8"?>
-<ds:datastoreItem xmlns:ds="http://schemas.openxmlformats.org/officeDocument/2006/customXml" ds:itemID="{6DAA2BA1-BD30-4950-8189-3BDB8F8C843E}">
-  <ds:schemaRefs>
-    <ds:schemaRef ds:uri="http://schemas.microsoft.com/office/2006/metadata/contentType"/>
-    <ds:schemaRef ds:uri="http://schemas.microsoft.com/office/2006/metadata/properties/metaAttributes"/>
-    <ds:schemaRef ds:uri="http://www.w3.org/2001/XMLSchema"/>
-    <ds:schemaRef ds:uri="http://schemas.microsoft.com/office/2006/metadata/properties"/>
-    <ds:schemaRef ds:uri="ad4a8e2f-797e-42bc-8178-91ee977ddf87"/>
-    <ds:schemaRef ds:uri="http://schemas.microsoft.com/office/2006/documentManagement/types"/>
-    <ds:schemaRef ds:uri="http://schemas.microsoft.com/office/infopath/2007/PartnerControls"/>
-    <ds:schemaRef ds:uri="http://schemas.openxmlformats.org/package/2006/metadata/core-properties"/>
-    <ds:schemaRef ds:uri="http://purl.org/dc/elements/1.1/"/>
-    <ds:schemaRef ds:uri="http://purl.org/dc/terms/"/>
-    <ds:schemaRef ds:uri="http://schemas.microsoft.com/internal/obd"/>
-  </ds:schemaRefs>
-</ds:datastoreItem>
+<ds:datastoreItem xmlns:ds="http://schemas.openxmlformats.org/officeDocument/2006/customXml" ds:itemID="{65E81D2F-A148-425D-B938-7B273E6177F4}"/>
 </file>
 
 <file path=customXml/itemProps3.xml><?xml version="1.0" encoding="utf-8"?>
